--- a/__rearrange__/rearrange.docx
+++ b/__rearrange__/rearrange.docx
@@ -16,6 +16,700 @@
 <file path=word/numbering.xml><?xml version="1.0" encoding="utf-8"?>
 <w:numbering xmlns:wpc="http://schemas.microsoft.com/office/word/2010/wordprocessingCanvas" xmlns:cx="http://schemas.microsoft.com/office/drawing/2014/chartex" xmlns:cx1="http://schemas.microsoft.com/office/drawing/2015/9/8/chartex" xmlns:cx2="http://schemas.microsoft.com/office/drawing/2015/10/21/chartex" xmlns:cx3="http://schemas.microsoft.com/office/drawing/2016/5/9/chartex" xmlns:cx4="http://schemas.microsoft.com/office/drawing/2016/5/10/chartex" xmlns:cx5="http://schemas.microsoft.com/office/drawing/2016/5/11/chartex" xmlns:cx6="http://schemas.microsoft.com/office/drawing/2016/5/12/chartex" xmlns:cx7="http://schemas.microsoft.com/office/drawing/2016/5/13/chartex" xmlns:cx8="http://schemas.microsoft.com/office/drawing/2016/5/14/chartex" xmlns:mc="http://schemas.openxmlformats.org/markup-compatibility/2006" xmlns:aink="http://schemas.microsoft.com/office/drawing/2016/ink" xmlns:am3d="http://schemas.microsoft.com/office/drawing/2017/model3d" xmlns:o="urn:schemas-microsoft-com:office:office" xmlns:oel="http://schemas.microsoft.com/office/2019/extlst" xmlns:r="http://schemas.openxmlformats.org/officeDocument/2006/relationships" xmlns:m="http://schemas.openxmlformats.org/officeDocument/2006/math" xmlns:v="urn:schemas-microsoft-com:vml" xmlns:wp14="http://schemas.microsoft.com/office/word/2010/wordprocessingDrawing" xmlns:wp="http://schemas.openxmlformats.org/drawingml/2006/wordprocessingDrawing" xmlns:w10="urn:schemas-microsoft-com:office:word" xmlns:w="http://schemas.openxmlformats.org/wordprocessingml/2006/main" xmlns:w14="http://schemas.microsoft.com/office/word/2010/wordml" xmlns:w15="http://schemas.microsoft.com/office/word/2012/wordml" xmlns:w16cex="http://schemas.microsoft.com/office/word/2018/wordml/cex" xmlns:w16cid="http://schemas.microsoft.com/office/word/2016/wordml/cid" xmlns:w16="http://schemas.microsoft.com/office/word/2018/wordml" xmlns:w16du="http://schemas.microsoft.com/office/word/2023/wordml/word16du" xmlns:w16sdtdh="http://schemas.microsoft.com/office/word/2020/wordml/sdtdatahash" xmlns:w16sdtfl="http://schemas.microsoft.com/office/word/2024/wordml/sdtformatlock" xmlns:w16se="http://schemas.microsoft.com/office/word/2015/wordml/symex" xmlns:wpg="http://schemas.microsoft.com/office/word/2010/wordprocessingGroup" xmlns:wpi="http://schemas.microsoft.com/office/word/2010/wordprocessingInk" xmlns:wne="http://schemas.microsoft.com/office/word/2006/wordml" xmlns:wps="http://schemas.microsoft.com/office/word/2010/wordprocessingShape" mc:Ignorable="w14 w15 w16se w16cid w16 w16cex w16sdtdh w16sdtfl w16du wp14">
   <w:abstractNum w:abstractNumId="0" w15:restartNumberingAfterBreak="0">
+    <w:nsid w:val="FFFFFF89"/>
+    <w:multiLevelType w:val="singleLevel"/>
+    <w:tmpl w:val="03169F46"/>
+    <w:lvl w:ilvl="0">
+      <w:start w:val="1"/>
+      <w:numFmt w:val="bullet"/>
+      <w:pStyle w:val="ListBullet"/>
+      <w:lvlText w:val=""/>
+      <w:lvlJc w:val="left"/>
+      <w:pPr>
+        <w:tabs>
+          <w:tab w:val="num" w:pos="360"/>
+        </w:tabs>
+        <w:ind w:left="360" w:hanging="360"/>
+      </w:pPr>
+      <w:rPr>
+        <w:rFonts w:ascii="Symbol" w:hAnsi="Symbol" w:hint="default"/>
+      </w:rPr>
+    </w:lvl>
+  </w:abstractNum>
+  <w:abstractNum w:abstractNumId="1" w15:restartNumberingAfterBreak="0">
+    <w:nsid w:val="025518B3"/>
+    <w:multiLevelType w:val="multilevel"/>
+    <w:tmpl w:val="7BD40B34"/>
+    <w:lvl w:ilvl="0">
+      <w:start w:val="1"/>
+      <w:numFmt w:val="decimal"/>
+      <w:lvlText w:val="%1."/>
+      <w:lvlJc w:val="left"/>
+      <w:pPr>
+        <w:tabs>
+          <w:tab w:val="num" w:pos="720"/>
+        </w:tabs>
+        <w:ind w:left="720" w:hanging="360"/>
+      </w:pPr>
+    </w:lvl>
+    <w:lvl w:ilvl="1" w:tentative="1">
+      <w:start w:val="1"/>
+      <w:numFmt w:val="decimal"/>
+      <w:lvlText w:val="%2."/>
+      <w:lvlJc w:val="left"/>
+      <w:pPr>
+        <w:tabs>
+          <w:tab w:val="num" w:pos="1440"/>
+        </w:tabs>
+        <w:ind w:left="1440" w:hanging="360"/>
+      </w:pPr>
+    </w:lvl>
+    <w:lvl w:ilvl="2" w:tentative="1">
+      <w:start w:val="1"/>
+      <w:numFmt w:val="decimal"/>
+      <w:lvlText w:val="%3."/>
+      <w:lvlJc w:val="left"/>
+      <w:pPr>
+        <w:tabs>
+          <w:tab w:val="num" w:pos="2160"/>
+        </w:tabs>
+        <w:ind w:left="2160" w:hanging="360"/>
+      </w:pPr>
+    </w:lvl>
+    <w:lvl w:ilvl="3" w:tentative="1">
+      <w:start w:val="1"/>
+      <w:numFmt w:val="decimal"/>
+      <w:lvlText w:val="%4."/>
+      <w:lvlJc w:val="left"/>
+      <w:pPr>
+        <w:tabs>
+          <w:tab w:val="num" w:pos="2880"/>
+        </w:tabs>
+        <w:ind w:left="2880" w:hanging="360"/>
+      </w:pPr>
+    </w:lvl>
+    <w:lvl w:ilvl="4" w:tentative="1">
+      <w:start w:val="1"/>
+      <w:numFmt w:val="decimal"/>
+      <w:lvlText w:val="%5."/>
+      <w:lvlJc w:val="left"/>
+      <w:pPr>
+        <w:tabs>
+          <w:tab w:val="num" w:pos="3600"/>
+        </w:tabs>
+        <w:ind w:left="3600" w:hanging="360"/>
+      </w:pPr>
+    </w:lvl>
+    <w:lvl w:ilvl="5" w:tentative="1">
+      <w:start w:val="1"/>
+      <w:numFmt w:val="decimal"/>
+      <w:lvlText w:val="%6."/>
+      <w:lvlJc w:val="left"/>
+      <w:pPr>
+        <w:tabs>
+          <w:tab w:val="num" w:pos="4320"/>
+        </w:tabs>
+        <w:ind w:left="4320" w:hanging="360"/>
+      </w:pPr>
+    </w:lvl>
+    <w:lvl w:ilvl="6" w:tentative="1">
+      <w:start w:val="1"/>
+      <w:numFmt w:val="decimal"/>
+      <w:lvlText w:val="%7."/>
+      <w:lvlJc w:val="left"/>
+      <w:pPr>
+        <w:tabs>
+          <w:tab w:val="num" w:pos="5040"/>
+        </w:tabs>
+        <w:ind w:left="5040" w:hanging="360"/>
+      </w:pPr>
+    </w:lvl>
+    <w:lvl w:ilvl="7" w:tentative="1">
+      <w:start w:val="1"/>
+      <w:numFmt w:val="decimal"/>
+      <w:lvlText w:val="%8."/>
+      <w:lvlJc w:val="left"/>
+      <w:pPr>
+        <w:tabs>
+          <w:tab w:val="num" w:pos="5760"/>
+        </w:tabs>
+        <w:ind w:left="5760" w:hanging="360"/>
+      </w:pPr>
+    </w:lvl>
+    <w:lvl w:ilvl="8" w:tentative="1">
+      <w:start w:val="1"/>
+      <w:numFmt w:val="decimal"/>
+      <w:lvlText w:val="%9."/>
+      <w:lvlJc w:val="left"/>
+      <w:pPr>
+        <w:tabs>
+          <w:tab w:val="num" w:pos="6480"/>
+        </w:tabs>
+        <w:ind w:left="6480" w:hanging="360"/>
+      </w:pPr>
+    </w:lvl>
+  </w:abstractNum>
+  <w:abstractNum w:abstractNumId="2" w15:restartNumberingAfterBreak="0">
+    <w:nsid w:val="039F2B69"/>
+    <w:multiLevelType w:val="multilevel"/>
+    <w:tmpl w:val="52CCC774"/>
+    <w:lvl w:ilvl="0">
+      <w:start w:val="1"/>
+      <w:numFmt w:val="bullet"/>
+      <w:lvlText w:val=""/>
+      <w:lvlJc w:val="left"/>
+      <w:pPr>
+        <w:tabs>
+          <w:tab w:val="num" w:pos="720"/>
+        </w:tabs>
+        <w:ind w:left="720" w:hanging="360"/>
+      </w:pPr>
+      <w:rPr>
+        <w:rFonts w:ascii="Symbol" w:hAnsi="Symbol" w:hint="default"/>
+        <w:sz w:val="20"/>
+      </w:rPr>
+    </w:lvl>
+    <w:lvl w:ilvl="1" w:tentative="1">
+      <w:start w:val="1"/>
+      <w:numFmt w:val="bullet"/>
+      <w:lvlText w:val=""/>
+      <w:lvlJc w:val="left"/>
+      <w:pPr>
+        <w:tabs>
+          <w:tab w:val="num" w:pos="1440"/>
+        </w:tabs>
+        <w:ind w:left="1440" w:hanging="360"/>
+      </w:pPr>
+      <w:rPr>
+        <w:rFonts w:ascii="Symbol" w:hAnsi="Symbol" w:hint="default"/>
+        <w:sz w:val="20"/>
+      </w:rPr>
+    </w:lvl>
+    <w:lvl w:ilvl="2" w:tentative="1">
+      <w:start w:val="1"/>
+      <w:numFmt w:val="bullet"/>
+      <w:lvlText w:val=""/>
+      <w:lvlJc w:val="left"/>
+      <w:pPr>
+        <w:tabs>
+          <w:tab w:val="num" w:pos="2160"/>
+        </w:tabs>
+        <w:ind w:left="2160" w:hanging="360"/>
+      </w:pPr>
+      <w:rPr>
+        <w:rFonts w:ascii="Symbol" w:hAnsi="Symbol" w:hint="default"/>
+        <w:sz w:val="20"/>
+      </w:rPr>
+    </w:lvl>
+    <w:lvl w:ilvl="3" w:tentative="1">
+      <w:start w:val="1"/>
+      <w:numFmt w:val="bullet"/>
+      <w:lvlText w:val=""/>
+      <w:lvlJc w:val="left"/>
+      <w:pPr>
+        <w:tabs>
+          <w:tab w:val="num" w:pos="2880"/>
+        </w:tabs>
+        <w:ind w:left="2880" w:hanging="360"/>
+      </w:pPr>
+      <w:rPr>
+        <w:rFonts w:ascii="Symbol" w:hAnsi="Symbol" w:hint="default"/>
+        <w:sz w:val="20"/>
+      </w:rPr>
+    </w:lvl>
+    <w:lvl w:ilvl="4" w:tentative="1">
+      <w:start w:val="1"/>
+      <w:numFmt w:val="bullet"/>
+      <w:lvlText w:val=""/>
+      <w:lvlJc w:val="left"/>
+      <w:pPr>
+        <w:tabs>
+          <w:tab w:val="num" w:pos="3600"/>
+        </w:tabs>
+        <w:ind w:left="3600" w:hanging="360"/>
+      </w:pPr>
+      <w:rPr>
+        <w:rFonts w:ascii="Symbol" w:hAnsi="Symbol" w:hint="default"/>
+        <w:sz w:val="20"/>
+      </w:rPr>
+    </w:lvl>
+    <w:lvl w:ilvl="5" w:tentative="1">
+      <w:start w:val="1"/>
+      <w:numFmt w:val="bullet"/>
+      <w:lvlText w:val=""/>
+      <w:lvlJc w:val="left"/>
+      <w:pPr>
+        <w:tabs>
+          <w:tab w:val="num" w:pos="4320"/>
+        </w:tabs>
+        <w:ind w:left="4320" w:hanging="360"/>
+      </w:pPr>
+      <w:rPr>
+        <w:rFonts w:ascii="Symbol" w:hAnsi="Symbol" w:hint="default"/>
+        <w:sz w:val="20"/>
+      </w:rPr>
+    </w:lvl>
+    <w:lvl w:ilvl="6" w:tentative="1">
+      <w:start w:val="1"/>
+      <w:numFmt w:val="bullet"/>
+      <w:lvlText w:val=""/>
+      <w:lvlJc w:val="left"/>
+      <w:pPr>
+        <w:tabs>
+          <w:tab w:val="num" w:pos="5040"/>
+        </w:tabs>
+        <w:ind w:left="5040" w:hanging="360"/>
+      </w:pPr>
+      <w:rPr>
+        <w:rFonts w:ascii="Symbol" w:hAnsi="Symbol" w:hint="default"/>
+        <w:sz w:val="20"/>
+      </w:rPr>
+    </w:lvl>
+    <w:lvl w:ilvl="7" w:tentative="1">
+      <w:start w:val="1"/>
+      <w:numFmt w:val="bullet"/>
+      <w:lvlText w:val=""/>
+      <w:lvlJc w:val="left"/>
+      <w:pPr>
+        <w:tabs>
+          <w:tab w:val="num" w:pos="5760"/>
+        </w:tabs>
+        <w:ind w:left="5760" w:hanging="360"/>
+      </w:pPr>
+      <w:rPr>
+        <w:rFonts w:ascii="Symbol" w:hAnsi="Symbol" w:hint="default"/>
+        <w:sz w:val="20"/>
+      </w:rPr>
+    </w:lvl>
+    <w:lvl w:ilvl="8" w:tentative="1">
+      <w:start w:val="1"/>
+      <w:numFmt w:val="bullet"/>
+      <w:lvlText w:val=""/>
+      <w:lvlJc w:val="left"/>
+      <w:pPr>
+        <w:tabs>
+          <w:tab w:val="num" w:pos="6480"/>
+        </w:tabs>
+        <w:ind w:left="6480" w:hanging="360"/>
+      </w:pPr>
+      <w:rPr>
+        <w:rFonts w:ascii="Symbol" w:hAnsi="Symbol" w:hint="default"/>
+        <w:sz w:val="20"/>
+      </w:rPr>
+    </w:lvl>
+  </w:abstractNum>
+  <w:abstractNum w:abstractNumId="3" w15:restartNumberingAfterBreak="0">
+    <w:nsid w:val="0F624772"/>
+    <w:multiLevelType w:val="multilevel"/>
+    <w:tmpl w:val="46C6761C"/>
+    <w:lvl w:ilvl="0">
+      <w:start w:val="1"/>
+      <w:numFmt w:val="bullet"/>
+      <w:lvlText w:val=""/>
+      <w:lvlJc w:val="left"/>
+      <w:pPr>
+        <w:tabs>
+          <w:tab w:val="num" w:pos="720"/>
+        </w:tabs>
+        <w:ind w:left="720" w:hanging="360"/>
+      </w:pPr>
+      <w:rPr>
+        <w:rFonts w:ascii="Symbol" w:hAnsi="Symbol" w:hint="default"/>
+        <w:sz w:val="20"/>
+      </w:rPr>
+    </w:lvl>
+    <w:lvl w:ilvl="1" w:tentative="1">
+      <w:start w:val="1"/>
+      <w:numFmt w:val="bullet"/>
+      <w:lvlText w:val=""/>
+      <w:lvlJc w:val="left"/>
+      <w:pPr>
+        <w:tabs>
+          <w:tab w:val="num" w:pos="1440"/>
+        </w:tabs>
+        <w:ind w:left="1440" w:hanging="360"/>
+      </w:pPr>
+      <w:rPr>
+        <w:rFonts w:ascii="Symbol" w:hAnsi="Symbol" w:hint="default"/>
+        <w:sz w:val="20"/>
+      </w:rPr>
+    </w:lvl>
+    <w:lvl w:ilvl="2" w:tentative="1">
+      <w:start w:val="1"/>
+      <w:numFmt w:val="bullet"/>
+      <w:lvlText w:val=""/>
+      <w:lvlJc w:val="left"/>
+      <w:pPr>
+        <w:tabs>
+          <w:tab w:val="num" w:pos="2160"/>
+        </w:tabs>
+        <w:ind w:left="2160" w:hanging="360"/>
+      </w:pPr>
+      <w:rPr>
+        <w:rFonts w:ascii="Symbol" w:hAnsi="Symbol" w:hint="default"/>
+        <w:sz w:val="20"/>
+      </w:rPr>
+    </w:lvl>
+    <w:lvl w:ilvl="3" w:tentative="1">
+      <w:start w:val="1"/>
+      <w:numFmt w:val="bullet"/>
+      <w:lvlText w:val=""/>
+      <w:lvlJc w:val="left"/>
+      <w:pPr>
+        <w:tabs>
+          <w:tab w:val="num" w:pos="2880"/>
+        </w:tabs>
+        <w:ind w:left="2880" w:hanging="360"/>
+      </w:pPr>
+      <w:rPr>
+        <w:rFonts w:ascii="Symbol" w:hAnsi="Symbol" w:hint="default"/>
+        <w:sz w:val="20"/>
+      </w:rPr>
+    </w:lvl>
+    <w:lvl w:ilvl="4" w:tentative="1">
+      <w:start w:val="1"/>
+      <w:numFmt w:val="bullet"/>
+      <w:lvlText w:val=""/>
+      <w:lvlJc w:val="left"/>
+      <w:pPr>
+        <w:tabs>
+          <w:tab w:val="num" w:pos="3600"/>
+        </w:tabs>
+        <w:ind w:left="3600" w:hanging="360"/>
+      </w:pPr>
+      <w:rPr>
+        <w:rFonts w:ascii="Symbol" w:hAnsi="Symbol" w:hint="default"/>
+        <w:sz w:val="20"/>
+      </w:rPr>
+    </w:lvl>
+    <w:lvl w:ilvl="5" w:tentative="1">
+      <w:start w:val="1"/>
+      <w:numFmt w:val="bullet"/>
+      <w:lvlText w:val=""/>
+      <w:lvlJc w:val="left"/>
+      <w:pPr>
+        <w:tabs>
+          <w:tab w:val="num" w:pos="4320"/>
+        </w:tabs>
+        <w:ind w:left="4320" w:hanging="360"/>
+      </w:pPr>
+      <w:rPr>
+        <w:rFonts w:ascii="Symbol" w:hAnsi="Symbol" w:hint="default"/>
+        <w:sz w:val="20"/>
+      </w:rPr>
+    </w:lvl>
+    <w:lvl w:ilvl="6" w:tentative="1">
+      <w:start w:val="1"/>
+      <w:numFmt w:val="bullet"/>
+      <w:lvlText w:val=""/>
+      <w:lvlJc w:val="left"/>
+      <w:pPr>
+        <w:tabs>
+          <w:tab w:val="num" w:pos="5040"/>
+        </w:tabs>
+        <w:ind w:left="5040" w:hanging="360"/>
+      </w:pPr>
+      <w:rPr>
+        <w:rFonts w:ascii="Symbol" w:hAnsi="Symbol" w:hint="default"/>
+        <w:sz w:val="20"/>
+      </w:rPr>
+    </w:lvl>
+    <w:lvl w:ilvl="7" w:tentative="1">
+      <w:start w:val="1"/>
+      <w:numFmt w:val="bullet"/>
+      <w:lvlText w:val=""/>
+      <w:lvlJc w:val="left"/>
+      <w:pPr>
+        <w:tabs>
+          <w:tab w:val="num" w:pos="5760"/>
+        </w:tabs>
+        <w:ind w:left="5760" w:hanging="360"/>
+      </w:pPr>
+      <w:rPr>
+        <w:rFonts w:ascii="Symbol" w:hAnsi="Symbol" w:hint="default"/>
+        <w:sz w:val="20"/>
+      </w:rPr>
+    </w:lvl>
+    <w:lvl w:ilvl="8" w:tentative="1">
+      <w:start w:val="1"/>
+      <w:numFmt w:val="bullet"/>
+      <w:lvlText w:val=""/>
+      <w:lvlJc w:val="left"/>
+      <w:pPr>
+        <w:tabs>
+          <w:tab w:val="num" w:pos="6480"/>
+        </w:tabs>
+        <w:ind w:left="6480" w:hanging="360"/>
+      </w:pPr>
+      <w:rPr>
+        <w:rFonts w:ascii="Symbol" w:hAnsi="Symbol" w:hint="default"/>
+        <w:sz w:val="20"/>
+      </w:rPr>
+    </w:lvl>
+  </w:abstractNum>
+  <w:abstractNum w:abstractNumId="4" w15:restartNumberingAfterBreak="0">
+    <w:nsid w:val="16D945DE"/>
+    <w:multiLevelType w:val="multilevel"/>
+    <w:tmpl w:val="44980532"/>
+    <w:lvl w:ilvl="0">
+      <w:start w:val="1"/>
+      <w:numFmt w:val="bullet"/>
+      <w:lvlText w:val=""/>
+      <w:lvlJc w:val="left"/>
+      <w:pPr>
+        <w:tabs>
+          <w:tab w:val="num" w:pos="720"/>
+        </w:tabs>
+        <w:ind w:left="720" w:hanging="360"/>
+      </w:pPr>
+      <w:rPr>
+        <w:rFonts w:ascii="Symbol" w:hAnsi="Symbol" w:hint="default"/>
+        <w:sz w:val="20"/>
+      </w:rPr>
+    </w:lvl>
+    <w:lvl w:ilvl="1" w:tentative="1">
+      <w:start w:val="1"/>
+      <w:numFmt w:val="bullet"/>
+      <w:lvlText w:val=""/>
+      <w:lvlJc w:val="left"/>
+      <w:pPr>
+        <w:tabs>
+          <w:tab w:val="num" w:pos="1440"/>
+        </w:tabs>
+        <w:ind w:left="1440" w:hanging="360"/>
+      </w:pPr>
+      <w:rPr>
+        <w:rFonts w:ascii="Symbol" w:hAnsi="Symbol" w:hint="default"/>
+        <w:sz w:val="20"/>
+      </w:rPr>
+    </w:lvl>
+    <w:lvl w:ilvl="2" w:tentative="1">
+      <w:start w:val="1"/>
+      <w:numFmt w:val="bullet"/>
+      <w:lvlText w:val=""/>
+      <w:lvlJc w:val="left"/>
+      <w:pPr>
+        <w:tabs>
+          <w:tab w:val="num" w:pos="2160"/>
+        </w:tabs>
+        <w:ind w:left="2160" w:hanging="360"/>
+      </w:pPr>
+      <w:rPr>
+        <w:rFonts w:ascii="Symbol" w:hAnsi="Symbol" w:hint="default"/>
+        <w:sz w:val="20"/>
+      </w:rPr>
+    </w:lvl>
+    <w:lvl w:ilvl="3" w:tentative="1">
+      <w:start w:val="1"/>
+      <w:numFmt w:val="bullet"/>
+      <w:lvlText w:val=""/>
+      <w:lvlJc w:val="left"/>
+      <w:pPr>
+        <w:tabs>
+          <w:tab w:val="num" w:pos="2880"/>
+        </w:tabs>
+        <w:ind w:left="2880" w:hanging="360"/>
+      </w:pPr>
+      <w:rPr>
+        <w:rFonts w:ascii="Symbol" w:hAnsi="Symbol" w:hint="default"/>
+        <w:sz w:val="20"/>
+      </w:rPr>
+    </w:lvl>
+    <w:lvl w:ilvl="4" w:tentative="1">
+      <w:start w:val="1"/>
+      <w:numFmt w:val="bullet"/>
+      <w:lvlText w:val=""/>
+      <w:lvlJc w:val="left"/>
+      <w:pPr>
+        <w:tabs>
+          <w:tab w:val="num" w:pos="3600"/>
+        </w:tabs>
+        <w:ind w:left="3600" w:hanging="360"/>
+      </w:pPr>
+      <w:rPr>
+        <w:rFonts w:ascii="Symbol" w:hAnsi="Symbol" w:hint="default"/>
+        <w:sz w:val="20"/>
+      </w:rPr>
+    </w:lvl>
+    <w:lvl w:ilvl="5" w:tentative="1">
+      <w:start w:val="1"/>
+      <w:numFmt w:val="bullet"/>
+      <w:lvlText w:val=""/>
+      <w:lvlJc w:val="left"/>
+      <w:pPr>
+        <w:tabs>
+          <w:tab w:val="num" w:pos="4320"/>
+        </w:tabs>
+        <w:ind w:left="4320" w:hanging="360"/>
+      </w:pPr>
+      <w:rPr>
+        <w:rFonts w:ascii="Symbol" w:hAnsi="Symbol" w:hint="default"/>
+        <w:sz w:val="20"/>
+      </w:rPr>
+    </w:lvl>
+    <w:lvl w:ilvl="6" w:tentative="1">
+      <w:start w:val="1"/>
+      <w:numFmt w:val="bullet"/>
+      <w:lvlText w:val=""/>
+      <w:lvlJc w:val="left"/>
+      <w:pPr>
+        <w:tabs>
+          <w:tab w:val="num" w:pos="5040"/>
+        </w:tabs>
+        <w:ind w:left="5040" w:hanging="360"/>
+      </w:pPr>
+      <w:rPr>
+        <w:rFonts w:ascii="Symbol" w:hAnsi="Symbol" w:hint="default"/>
+        <w:sz w:val="20"/>
+      </w:rPr>
+    </w:lvl>
+    <w:lvl w:ilvl="7" w:tentative="1">
+      <w:start w:val="1"/>
+      <w:numFmt w:val="bullet"/>
+      <w:lvlText w:val=""/>
+      <w:lvlJc w:val="left"/>
+      <w:pPr>
+        <w:tabs>
+          <w:tab w:val="num" w:pos="5760"/>
+        </w:tabs>
+        <w:ind w:left="5760" w:hanging="360"/>
+      </w:pPr>
+      <w:rPr>
+        <w:rFonts w:ascii="Symbol" w:hAnsi="Symbol" w:hint="default"/>
+        <w:sz w:val="20"/>
+      </w:rPr>
+    </w:lvl>
+    <w:lvl w:ilvl="8" w:tentative="1">
+      <w:start w:val="1"/>
+      <w:numFmt w:val="bullet"/>
+      <w:lvlText w:val=""/>
+      <w:lvlJc w:val="left"/>
+      <w:pPr>
+        <w:tabs>
+          <w:tab w:val="num" w:pos="6480"/>
+        </w:tabs>
+        <w:ind w:left="6480" w:hanging="360"/>
+      </w:pPr>
+      <w:rPr>
+        <w:rFonts w:ascii="Symbol" w:hAnsi="Symbol" w:hint="default"/>
+        <w:sz w:val="20"/>
+      </w:rPr>
+    </w:lvl>
+  </w:abstractNum>
+  <w:abstractNum w:abstractNumId="5" w15:restartNumberingAfterBreak="0">
+    <w:nsid w:val="17DC037D"/>
+    <w:multiLevelType w:val="multilevel"/>
+    <w:tmpl w:val="FEB4FDB4"/>
+    <w:lvl w:ilvl="0">
+      <w:start w:val="1"/>
+      <w:numFmt w:val="decimal"/>
+      <w:lvlText w:val="%1."/>
+      <w:lvlJc w:val="left"/>
+      <w:pPr>
+        <w:tabs>
+          <w:tab w:val="num" w:pos="720"/>
+        </w:tabs>
+        <w:ind w:left="720" w:hanging="360"/>
+      </w:pPr>
+    </w:lvl>
+    <w:lvl w:ilvl="1" w:tentative="1">
+      <w:start w:val="1"/>
+      <w:numFmt w:val="decimal"/>
+      <w:lvlText w:val="%2."/>
+      <w:lvlJc w:val="left"/>
+      <w:pPr>
+        <w:tabs>
+          <w:tab w:val="num" w:pos="1440"/>
+        </w:tabs>
+        <w:ind w:left="1440" w:hanging="360"/>
+      </w:pPr>
+    </w:lvl>
+    <w:lvl w:ilvl="2" w:tentative="1">
+      <w:start w:val="1"/>
+      <w:numFmt w:val="decimal"/>
+      <w:lvlText w:val="%3."/>
+      <w:lvlJc w:val="left"/>
+      <w:pPr>
+        <w:tabs>
+          <w:tab w:val="num" w:pos="2160"/>
+        </w:tabs>
+        <w:ind w:left="2160" w:hanging="360"/>
+      </w:pPr>
+    </w:lvl>
+    <w:lvl w:ilvl="3" w:tentative="1">
+      <w:start w:val="1"/>
+      <w:numFmt w:val="decimal"/>
+      <w:lvlText w:val="%4."/>
+      <w:lvlJc w:val="left"/>
+      <w:pPr>
+        <w:tabs>
+          <w:tab w:val="num" w:pos="2880"/>
+        </w:tabs>
+        <w:ind w:left="2880" w:hanging="360"/>
+      </w:pPr>
+    </w:lvl>
+    <w:lvl w:ilvl="4" w:tentative="1">
+      <w:start w:val="1"/>
+      <w:numFmt w:val="decimal"/>
+      <w:lvlText w:val="%5."/>
+      <w:lvlJc w:val="left"/>
+      <w:pPr>
+        <w:tabs>
+          <w:tab w:val="num" w:pos="3600"/>
+        </w:tabs>
+        <w:ind w:left="3600" w:hanging="360"/>
+      </w:pPr>
+    </w:lvl>
+    <w:lvl w:ilvl="5" w:tentative="1">
+      <w:start w:val="1"/>
+      <w:numFmt w:val="decimal"/>
+      <w:lvlText w:val="%6."/>
+      <w:lvlJc w:val="left"/>
+      <w:pPr>
+        <w:tabs>
+          <w:tab w:val="num" w:pos="4320"/>
+        </w:tabs>
+        <w:ind w:left="4320" w:hanging="360"/>
+      </w:pPr>
+    </w:lvl>
+    <w:lvl w:ilvl="6" w:tentative="1">
+      <w:start w:val="1"/>
+      <w:numFmt w:val="decimal"/>
+      <w:lvlText w:val="%7."/>
+      <w:lvlJc w:val="left"/>
+      <w:pPr>
+        <w:tabs>
+          <w:tab w:val="num" w:pos="5040"/>
+        </w:tabs>
+        <w:ind w:left="5040" w:hanging="360"/>
+      </w:pPr>
+    </w:lvl>
+    <w:lvl w:ilvl="7" w:tentative="1">
+      <w:start w:val="1"/>
+      <w:numFmt w:val="decimal"/>
+      <w:lvlText w:val="%8."/>
+      <w:lvlJc w:val="left"/>
+      <w:pPr>
+        <w:tabs>
+          <w:tab w:val="num" w:pos="5760"/>
+        </w:tabs>
+        <w:ind w:left="5760" w:hanging="360"/>
+      </w:pPr>
+    </w:lvl>
+    <w:lvl w:ilvl="8" w:tentative="1">
+      <w:start w:val="1"/>
+      <w:numFmt w:val="decimal"/>
+      <w:lvlText w:val="%9."/>
+      <w:lvlJc w:val="left"/>
+      <w:pPr>
+        <w:tabs>
+          <w:tab w:val="num" w:pos="6480"/>
+        </w:tabs>
+        <w:ind w:left="6480" w:hanging="360"/>
+      </w:pPr>
+    </w:lvl>
+  </w:abstractNum>
+  <w:abstractNum w:abstractNumId="6" w15:restartNumberingAfterBreak="0">
     <w:nsid w:val="1AAE4731"/>
     <w:multiLevelType w:val="multilevel"/>
     <w:tmpl w:val="E0C81A5A"/>
@@ -164,7 +858,7 @@
       </w:rPr>
     </w:lvl>
   </w:abstractNum>
-  <w:abstractNum w:abstractNumId="1" w15:restartNumberingAfterBreak="0">
+  <w:abstractNum w:abstractNumId="7" w15:restartNumberingAfterBreak="0">
     <w:nsid w:val="20E81ED4"/>
     <w:multiLevelType w:val="multilevel"/>
     <w:tmpl w:val="C4569BD6"/>
@@ -313,7 +1007,454 @@
       </w:rPr>
     </w:lvl>
   </w:abstractNum>
-  <w:abstractNum w:abstractNumId="2" w15:restartNumberingAfterBreak="0">
+  <w:abstractNum w:abstractNumId="8" w15:restartNumberingAfterBreak="0">
+    <w:nsid w:val="21737041"/>
+    <w:multiLevelType w:val="multilevel"/>
+    <w:tmpl w:val="82FA15FA"/>
+    <w:lvl w:ilvl="0">
+      <w:start w:val="1"/>
+      <w:numFmt w:val="bullet"/>
+      <w:lvlText w:val=""/>
+      <w:lvlJc w:val="left"/>
+      <w:pPr>
+        <w:tabs>
+          <w:tab w:val="num" w:pos="720"/>
+        </w:tabs>
+        <w:ind w:left="720" w:hanging="360"/>
+      </w:pPr>
+      <w:rPr>
+        <w:rFonts w:ascii="Symbol" w:hAnsi="Symbol" w:hint="default"/>
+        <w:sz w:val="20"/>
+      </w:rPr>
+    </w:lvl>
+    <w:lvl w:ilvl="1" w:tentative="1">
+      <w:start w:val="1"/>
+      <w:numFmt w:val="bullet"/>
+      <w:lvlText w:val=""/>
+      <w:lvlJc w:val="left"/>
+      <w:pPr>
+        <w:tabs>
+          <w:tab w:val="num" w:pos="1440"/>
+        </w:tabs>
+        <w:ind w:left="1440" w:hanging="360"/>
+      </w:pPr>
+      <w:rPr>
+        <w:rFonts w:ascii="Symbol" w:hAnsi="Symbol" w:hint="default"/>
+        <w:sz w:val="20"/>
+      </w:rPr>
+    </w:lvl>
+    <w:lvl w:ilvl="2" w:tentative="1">
+      <w:start w:val="1"/>
+      <w:numFmt w:val="bullet"/>
+      <w:lvlText w:val=""/>
+      <w:lvlJc w:val="left"/>
+      <w:pPr>
+        <w:tabs>
+          <w:tab w:val="num" w:pos="2160"/>
+        </w:tabs>
+        <w:ind w:left="2160" w:hanging="360"/>
+      </w:pPr>
+      <w:rPr>
+        <w:rFonts w:ascii="Symbol" w:hAnsi="Symbol" w:hint="default"/>
+        <w:sz w:val="20"/>
+      </w:rPr>
+    </w:lvl>
+    <w:lvl w:ilvl="3" w:tentative="1">
+      <w:start w:val="1"/>
+      <w:numFmt w:val="bullet"/>
+      <w:lvlText w:val=""/>
+      <w:lvlJc w:val="left"/>
+      <w:pPr>
+        <w:tabs>
+          <w:tab w:val="num" w:pos="2880"/>
+        </w:tabs>
+        <w:ind w:left="2880" w:hanging="360"/>
+      </w:pPr>
+      <w:rPr>
+        <w:rFonts w:ascii="Symbol" w:hAnsi="Symbol" w:hint="default"/>
+        <w:sz w:val="20"/>
+      </w:rPr>
+    </w:lvl>
+    <w:lvl w:ilvl="4" w:tentative="1">
+      <w:start w:val="1"/>
+      <w:numFmt w:val="bullet"/>
+      <w:lvlText w:val=""/>
+      <w:lvlJc w:val="left"/>
+      <w:pPr>
+        <w:tabs>
+          <w:tab w:val="num" w:pos="3600"/>
+        </w:tabs>
+        <w:ind w:left="3600" w:hanging="360"/>
+      </w:pPr>
+      <w:rPr>
+        <w:rFonts w:ascii="Symbol" w:hAnsi="Symbol" w:hint="default"/>
+        <w:sz w:val="20"/>
+      </w:rPr>
+    </w:lvl>
+    <w:lvl w:ilvl="5" w:tentative="1">
+      <w:start w:val="1"/>
+      <w:numFmt w:val="bullet"/>
+      <w:lvlText w:val=""/>
+      <w:lvlJc w:val="left"/>
+      <w:pPr>
+        <w:tabs>
+          <w:tab w:val="num" w:pos="4320"/>
+        </w:tabs>
+        <w:ind w:left="4320" w:hanging="360"/>
+      </w:pPr>
+      <w:rPr>
+        <w:rFonts w:ascii="Symbol" w:hAnsi="Symbol" w:hint="default"/>
+        <w:sz w:val="20"/>
+      </w:rPr>
+    </w:lvl>
+    <w:lvl w:ilvl="6" w:tentative="1">
+      <w:start w:val="1"/>
+      <w:numFmt w:val="bullet"/>
+      <w:lvlText w:val=""/>
+      <w:lvlJc w:val="left"/>
+      <w:pPr>
+        <w:tabs>
+          <w:tab w:val="num" w:pos="5040"/>
+        </w:tabs>
+        <w:ind w:left="5040" w:hanging="360"/>
+      </w:pPr>
+      <w:rPr>
+        <w:rFonts w:ascii="Symbol" w:hAnsi="Symbol" w:hint="default"/>
+        <w:sz w:val="20"/>
+      </w:rPr>
+    </w:lvl>
+    <w:lvl w:ilvl="7" w:tentative="1">
+      <w:start w:val="1"/>
+      <w:numFmt w:val="bullet"/>
+      <w:lvlText w:val=""/>
+      <w:lvlJc w:val="left"/>
+      <w:pPr>
+        <w:tabs>
+          <w:tab w:val="num" w:pos="5760"/>
+        </w:tabs>
+        <w:ind w:left="5760" w:hanging="360"/>
+      </w:pPr>
+      <w:rPr>
+        <w:rFonts w:ascii="Symbol" w:hAnsi="Symbol" w:hint="default"/>
+        <w:sz w:val="20"/>
+      </w:rPr>
+    </w:lvl>
+    <w:lvl w:ilvl="8" w:tentative="1">
+      <w:start w:val="1"/>
+      <w:numFmt w:val="bullet"/>
+      <w:lvlText w:val=""/>
+      <w:lvlJc w:val="left"/>
+      <w:pPr>
+        <w:tabs>
+          <w:tab w:val="num" w:pos="6480"/>
+        </w:tabs>
+        <w:ind w:left="6480" w:hanging="360"/>
+      </w:pPr>
+      <w:rPr>
+        <w:rFonts w:ascii="Symbol" w:hAnsi="Symbol" w:hint="default"/>
+        <w:sz w:val="20"/>
+      </w:rPr>
+    </w:lvl>
+  </w:abstractNum>
+  <w:abstractNum w:abstractNumId="9" w15:restartNumberingAfterBreak="0">
+    <w:nsid w:val="22FB307B"/>
+    <w:multiLevelType w:val="multilevel"/>
+    <w:tmpl w:val="32CC1CE6"/>
+    <w:lvl w:ilvl="0">
+      <w:start w:val="1"/>
+      <w:numFmt w:val="bullet"/>
+      <w:lvlText w:val=""/>
+      <w:lvlJc w:val="left"/>
+      <w:pPr>
+        <w:tabs>
+          <w:tab w:val="num" w:pos="720"/>
+        </w:tabs>
+        <w:ind w:left="720" w:hanging="360"/>
+      </w:pPr>
+      <w:rPr>
+        <w:rFonts w:ascii="Symbol" w:hAnsi="Symbol" w:hint="default"/>
+        <w:sz w:val="20"/>
+      </w:rPr>
+    </w:lvl>
+    <w:lvl w:ilvl="1" w:tentative="1">
+      <w:start w:val="1"/>
+      <w:numFmt w:val="bullet"/>
+      <w:lvlText w:val=""/>
+      <w:lvlJc w:val="left"/>
+      <w:pPr>
+        <w:tabs>
+          <w:tab w:val="num" w:pos="1440"/>
+        </w:tabs>
+        <w:ind w:left="1440" w:hanging="360"/>
+      </w:pPr>
+      <w:rPr>
+        <w:rFonts w:ascii="Symbol" w:hAnsi="Symbol" w:hint="default"/>
+        <w:sz w:val="20"/>
+      </w:rPr>
+    </w:lvl>
+    <w:lvl w:ilvl="2" w:tentative="1">
+      <w:start w:val="1"/>
+      <w:numFmt w:val="bullet"/>
+      <w:lvlText w:val=""/>
+      <w:lvlJc w:val="left"/>
+      <w:pPr>
+        <w:tabs>
+          <w:tab w:val="num" w:pos="2160"/>
+        </w:tabs>
+        <w:ind w:left="2160" w:hanging="360"/>
+      </w:pPr>
+      <w:rPr>
+        <w:rFonts w:ascii="Symbol" w:hAnsi="Symbol" w:hint="default"/>
+        <w:sz w:val="20"/>
+      </w:rPr>
+    </w:lvl>
+    <w:lvl w:ilvl="3" w:tentative="1">
+      <w:start w:val="1"/>
+      <w:numFmt w:val="bullet"/>
+      <w:lvlText w:val=""/>
+      <w:lvlJc w:val="left"/>
+      <w:pPr>
+        <w:tabs>
+          <w:tab w:val="num" w:pos="2880"/>
+        </w:tabs>
+        <w:ind w:left="2880" w:hanging="360"/>
+      </w:pPr>
+      <w:rPr>
+        <w:rFonts w:ascii="Symbol" w:hAnsi="Symbol" w:hint="default"/>
+        <w:sz w:val="20"/>
+      </w:rPr>
+    </w:lvl>
+    <w:lvl w:ilvl="4" w:tentative="1">
+      <w:start w:val="1"/>
+      <w:numFmt w:val="bullet"/>
+      <w:lvlText w:val=""/>
+      <w:lvlJc w:val="left"/>
+      <w:pPr>
+        <w:tabs>
+          <w:tab w:val="num" w:pos="3600"/>
+        </w:tabs>
+        <w:ind w:left="3600" w:hanging="360"/>
+      </w:pPr>
+      <w:rPr>
+        <w:rFonts w:ascii="Symbol" w:hAnsi="Symbol" w:hint="default"/>
+        <w:sz w:val="20"/>
+      </w:rPr>
+    </w:lvl>
+    <w:lvl w:ilvl="5" w:tentative="1">
+      <w:start w:val="1"/>
+      <w:numFmt w:val="bullet"/>
+      <w:lvlText w:val=""/>
+      <w:lvlJc w:val="left"/>
+      <w:pPr>
+        <w:tabs>
+          <w:tab w:val="num" w:pos="4320"/>
+        </w:tabs>
+        <w:ind w:left="4320" w:hanging="360"/>
+      </w:pPr>
+      <w:rPr>
+        <w:rFonts w:ascii="Symbol" w:hAnsi="Symbol" w:hint="default"/>
+        <w:sz w:val="20"/>
+      </w:rPr>
+    </w:lvl>
+    <w:lvl w:ilvl="6" w:tentative="1">
+      <w:start w:val="1"/>
+      <w:numFmt w:val="bullet"/>
+      <w:lvlText w:val=""/>
+      <w:lvlJc w:val="left"/>
+      <w:pPr>
+        <w:tabs>
+          <w:tab w:val="num" w:pos="5040"/>
+        </w:tabs>
+        <w:ind w:left="5040" w:hanging="360"/>
+      </w:pPr>
+      <w:rPr>
+        <w:rFonts w:ascii="Symbol" w:hAnsi="Symbol" w:hint="default"/>
+        <w:sz w:val="20"/>
+      </w:rPr>
+    </w:lvl>
+    <w:lvl w:ilvl="7" w:tentative="1">
+      <w:start w:val="1"/>
+      <w:numFmt w:val="bullet"/>
+      <w:lvlText w:val=""/>
+      <w:lvlJc w:val="left"/>
+      <w:pPr>
+        <w:tabs>
+          <w:tab w:val="num" w:pos="5760"/>
+        </w:tabs>
+        <w:ind w:left="5760" w:hanging="360"/>
+      </w:pPr>
+      <w:rPr>
+        <w:rFonts w:ascii="Symbol" w:hAnsi="Symbol" w:hint="default"/>
+        <w:sz w:val="20"/>
+      </w:rPr>
+    </w:lvl>
+    <w:lvl w:ilvl="8" w:tentative="1">
+      <w:start w:val="1"/>
+      <w:numFmt w:val="bullet"/>
+      <w:lvlText w:val=""/>
+      <w:lvlJc w:val="left"/>
+      <w:pPr>
+        <w:tabs>
+          <w:tab w:val="num" w:pos="6480"/>
+        </w:tabs>
+        <w:ind w:left="6480" w:hanging="360"/>
+      </w:pPr>
+      <w:rPr>
+        <w:rFonts w:ascii="Symbol" w:hAnsi="Symbol" w:hint="default"/>
+        <w:sz w:val="20"/>
+      </w:rPr>
+    </w:lvl>
+  </w:abstractNum>
+  <w:abstractNum w:abstractNumId="10" w15:restartNumberingAfterBreak="0">
+    <w:nsid w:val="23511D07"/>
+    <w:multiLevelType w:val="multilevel"/>
+    <w:tmpl w:val="894A7280"/>
+    <w:lvl w:ilvl="0">
+      <w:start w:val="1"/>
+      <w:numFmt w:val="bullet"/>
+      <w:lvlText w:val=""/>
+      <w:lvlJc w:val="left"/>
+      <w:pPr>
+        <w:tabs>
+          <w:tab w:val="num" w:pos="720"/>
+        </w:tabs>
+        <w:ind w:left="720" w:hanging="360"/>
+      </w:pPr>
+      <w:rPr>
+        <w:rFonts w:ascii="Symbol" w:hAnsi="Symbol" w:hint="default"/>
+        <w:sz w:val="20"/>
+      </w:rPr>
+    </w:lvl>
+    <w:lvl w:ilvl="1" w:tentative="1">
+      <w:start w:val="1"/>
+      <w:numFmt w:val="bullet"/>
+      <w:lvlText w:val=""/>
+      <w:lvlJc w:val="left"/>
+      <w:pPr>
+        <w:tabs>
+          <w:tab w:val="num" w:pos="1440"/>
+        </w:tabs>
+        <w:ind w:left="1440" w:hanging="360"/>
+      </w:pPr>
+      <w:rPr>
+        <w:rFonts w:ascii="Symbol" w:hAnsi="Symbol" w:hint="default"/>
+        <w:sz w:val="20"/>
+      </w:rPr>
+    </w:lvl>
+    <w:lvl w:ilvl="2" w:tentative="1">
+      <w:start w:val="1"/>
+      <w:numFmt w:val="bullet"/>
+      <w:lvlText w:val=""/>
+      <w:lvlJc w:val="left"/>
+      <w:pPr>
+        <w:tabs>
+          <w:tab w:val="num" w:pos="2160"/>
+        </w:tabs>
+        <w:ind w:left="2160" w:hanging="360"/>
+      </w:pPr>
+      <w:rPr>
+        <w:rFonts w:ascii="Symbol" w:hAnsi="Symbol" w:hint="default"/>
+        <w:sz w:val="20"/>
+      </w:rPr>
+    </w:lvl>
+    <w:lvl w:ilvl="3" w:tentative="1">
+      <w:start w:val="1"/>
+      <w:numFmt w:val="bullet"/>
+      <w:lvlText w:val=""/>
+      <w:lvlJc w:val="left"/>
+      <w:pPr>
+        <w:tabs>
+          <w:tab w:val="num" w:pos="2880"/>
+        </w:tabs>
+        <w:ind w:left="2880" w:hanging="360"/>
+      </w:pPr>
+      <w:rPr>
+        <w:rFonts w:ascii="Symbol" w:hAnsi="Symbol" w:hint="default"/>
+        <w:sz w:val="20"/>
+      </w:rPr>
+    </w:lvl>
+    <w:lvl w:ilvl="4" w:tentative="1">
+      <w:start w:val="1"/>
+      <w:numFmt w:val="bullet"/>
+      <w:lvlText w:val=""/>
+      <w:lvlJc w:val="left"/>
+      <w:pPr>
+        <w:tabs>
+          <w:tab w:val="num" w:pos="3600"/>
+        </w:tabs>
+        <w:ind w:left="3600" w:hanging="360"/>
+      </w:pPr>
+      <w:rPr>
+        <w:rFonts w:ascii="Symbol" w:hAnsi="Symbol" w:hint="default"/>
+        <w:sz w:val="20"/>
+      </w:rPr>
+    </w:lvl>
+    <w:lvl w:ilvl="5" w:tentative="1">
+      <w:start w:val="1"/>
+      <w:numFmt w:val="bullet"/>
+      <w:lvlText w:val=""/>
+      <w:lvlJc w:val="left"/>
+      <w:pPr>
+        <w:tabs>
+          <w:tab w:val="num" w:pos="4320"/>
+        </w:tabs>
+        <w:ind w:left="4320" w:hanging="360"/>
+      </w:pPr>
+      <w:rPr>
+        <w:rFonts w:ascii="Symbol" w:hAnsi="Symbol" w:hint="default"/>
+        <w:sz w:val="20"/>
+      </w:rPr>
+    </w:lvl>
+    <w:lvl w:ilvl="6" w:tentative="1">
+      <w:start w:val="1"/>
+      <w:numFmt w:val="bullet"/>
+      <w:lvlText w:val=""/>
+      <w:lvlJc w:val="left"/>
+      <w:pPr>
+        <w:tabs>
+          <w:tab w:val="num" w:pos="5040"/>
+        </w:tabs>
+        <w:ind w:left="5040" w:hanging="360"/>
+      </w:pPr>
+      <w:rPr>
+        <w:rFonts w:ascii="Symbol" w:hAnsi="Symbol" w:hint="default"/>
+        <w:sz w:val="20"/>
+      </w:rPr>
+    </w:lvl>
+    <w:lvl w:ilvl="7" w:tentative="1">
+      <w:start w:val="1"/>
+      <w:numFmt w:val="bullet"/>
+      <w:lvlText w:val=""/>
+      <w:lvlJc w:val="left"/>
+      <w:pPr>
+        <w:tabs>
+          <w:tab w:val="num" w:pos="5760"/>
+        </w:tabs>
+        <w:ind w:left="5760" w:hanging="360"/>
+      </w:pPr>
+      <w:rPr>
+        <w:rFonts w:ascii="Symbol" w:hAnsi="Symbol" w:hint="default"/>
+        <w:sz w:val="20"/>
+      </w:rPr>
+    </w:lvl>
+    <w:lvl w:ilvl="8" w:tentative="1">
+      <w:start w:val="1"/>
+      <w:numFmt w:val="bullet"/>
+      <w:lvlText w:val=""/>
+      <w:lvlJc w:val="left"/>
+      <w:pPr>
+        <w:tabs>
+          <w:tab w:val="num" w:pos="6480"/>
+        </w:tabs>
+        <w:ind w:left="6480" w:hanging="360"/>
+      </w:pPr>
+      <w:rPr>
+        <w:rFonts w:ascii="Symbol" w:hAnsi="Symbol" w:hint="default"/>
+        <w:sz w:val="20"/>
+      </w:rPr>
+    </w:lvl>
+  </w:abstractNum>
+  <w:abstractNum w:abstractNumId="11" w15:restartNumberingAfterBreak="0">
     <w:nsid w:val="30E908CE"/>
     <w:multiLevelType w:val="multilevel"/>
     <w:tmpl w:val="DA1ABA34"/>
@@ -462,7 +1603,716 @@
       </w:rPr>
     </w:lvl>
   </w:abstractNum>
-  <w:abstractNum w:abstractNumId="3" w15:restartNumberingAfterBreak="0">
+  <w:abstractNum w:abstractNumId="12" w15:restartNumberingAfterBreak="0">
+    <w:nsid w:val="31942DE5"/>
+    <w:multiLevelType w:val="multilevel"/>
+    <w:tmpl w:val="B43A98EE"/>
+    <w:lvl w:ilvl="0">
+      <w:start w:val="1"/>
+      <w:numFmt w:val="decimal"/>
+      <w:lvlText w:val="%1."/>
+      <w:lvlJc w:val="left"/>
+      <w:pPr>
+        <w:tabs>
+          <w:tab w:val="num" w:pos="720"/>
+        </w:tabs>
+        <w:ind w:left="720" w:hanging="360"/>
+      </w:pPr>
+    </w:lvl>
+    <w:lvl w:ilvl="1" w:tentative="1">
+      <w:start w:val="1"/>
+      <w:numFmt w:val="decimal"/>
+      <w:lvlText w:val="%2."/>
+      <w:lvlJc w:val="left"/>
+      <w:pPr>
+        <w:tabs>
+          <w:tab w:val="num" w:pos="1440"/>
+        </w:tabs>
+        <w:ind w:left="1440" w:hanging="360"/>
+      </w:pPr>
+    </w:lvl>
+    <w:lvl w:ilvl="2" w:tentative="1">
+      <w:start w:val="1"/>
+      <w:numFmt w:val="decimal"/>
+      <w:lvlText w:val="%3."/>
+      <w:lvlJc w:val="left"/>
+      <w:pPr>
+        <w:tabs>
+          <w:tab w:val="num" w:pos="2160"/>
+        </w:tabs>
+        <w:ind w:left="2160" w:hanging="360"/>
+      </w:pPr>
+    </w:lvl>
+    <w:lvl w:ilvl="3" w:tentative="1">
+      <w:start w:val="1"/>
+      <w:numFmt w:val="decimal"/>
+      <w:lvlText w:val="%4."/>
+      <w:lvlJc w:val="left"/>
+      <w:pPr>
+        <w:tabs>
+          <w:tab w:val="num" w:pos="2880"/>
+        </w:tabs>
+        <w:ind w:left="2880" w:hanging="360"/>
+      </w:pPr>
+    </w:lvl>
+    <w:lvl w:ilvl="4" w:tentative="1">
+      <w:start w:val="1"/>
+      <w:numFmt w:val="decimal"/>
+      <w:lvlText w:val="%5."/>
+      <w:lvlJc w:val="left"/>
+      <w:pPr>
+        <w:tabs>
+          <w:tab w:val="num" w:pos="3600"/>
+        </w:tabs>
+        <w:ind w:left="3600" w:hanging="360"/>
+      </w:pPr>
+    </w:lvl>
+    <w:lvl w:ilvl="5" w:tentative="1">
+      <w:start w:val="1"/>
+      <w:numFmt w:val="decimal"/>
+      <w:lvlText w:val="%6."/>
+      <w:lvlJc w:val="left"/>
+      <w:pPr>
+        <w:tabs>
+          <w:tab w:val="num" w:pos="4320"/>
+        </w:tabs>
+        <w:ind w:left="4320" w:hanging="360"/>
+      </w:pPr>
+    </w:lvl>
+    <w:lvl w:ilvl="6" w:tentative="1">
+      <w:start w:val="1"/>
+      <w:numFmt w:val="decimal"/>
+      <w:lvlText w:val="%7."/>
+      <w:lvlJc w:val="left"/>
+      <w:pPr>
+        <w:tabs>
+          <w:tab w:val="num" w:pos="5040"/>
+        </w:tabs>
+        <w:ind w:left="5040" w:hanging="360"/>
+      </w:pPr>
+    </w:lvl>
+    <w:lvl w:ilvl="7" w:tentative="1">
+      <w:start w:val="1"/>
+      <w:numFmt w:val="decimal"/>
+      <w:lvlText w:val="%8."/>
+      <w:lvlJc w:val="left"/>
+      <w:pPr>
+        <w:tabs>
+          <w:tab w:val="num" w:pos="5760"/>
+        </w:tabs>
+        <w:ind w:left="5760" w:hanging="360"/>
+      </w:pPr>
+    </w:lvl>
+    <w:lvl w:ilvl="8" w:tentative="1">
+      <w:start w:val="1"/>
+      <w:numFmt w:val="decimal"/>
+      <w:lvlText w:val="%9."/>
+      <w:lvlJc w:val="left"/>
+      <w:pPr>
+        <w:tabs>
+          <w:tab w:val="num" w:pos="6480"/>
+        </w:tabs>
+        <w:ind w:left="6480" w:hanging="360"/>
+      </w:pPr>
+    </w:lvl>
+  </w:abstractNum>
+  <w:abstractNum w:abstractNumId="13" w15:restartNumberingAfterBreak="0">
+    <w:nsid w:val="32077DCE"/>
+    <w:multiLevelType w:val="multilevel"/>
+    <w:tmpl w:val="2A6CBD18"/>
+    <w:lvl w:ilvl="0">
+      <w:start w:val="1"/>
+      <w:numFmt w:val="bullet"/>
+      <w:lvlText w:val=""/>
+      <w:lvlJc w:val="left"/>
+      <w:pPr>
+        <w:tabs>
+          <w:tab w:val="num" w:pos="720"/>
+        </w:tabs>
+        <w:ind w:left="720" w:hanging="360"/>
+      </w:pPr>
+      <w:rPr>
+        <w:rFonts w:ascii="Symbol" w:hAnsi="Symbol" w:hint="default"/>
+        <w:sz w:val="20"/>
+      </w:rPr>
+    </w:lvl>
+    <w:lvl w:ilvl="1" w:tentative="1">
+      <w:start w:val="1"/>
+      <w:numFmt w:val="bullet"/>
+      <w:lvlText w:val=""/>
+      <w:lvlJc w:val="left"/>
+      <w:pPr>
+        <w:tabs>
+          <w:tab w:val="num" w:pos="1440"/>
+        </w:tabs>
+        <w:ind w:left="1440" w:hanging="360"/>
+      </w:pPr>
+      <w:rPr>
+        <w:rFonts w:ascii="Symbol" w:hAnsi="Symbol" w:hint="default"/>
+        <w:sz w:val="20"/>
+      </w:rPr>
+    </w:lvl>
+    <w:lvl w:ilvl="2" w:tentative="1">
+      <w:start w:val="1"/>
+      <w:numFmt w:val="bullet"/>
+      <w:lvlText w:val=""/>
+      <w:lvlJc w:val="left"/>
+      <w:pPr>
+        <w:tabs>
+          <w:tab w:val="num" w:pos="2160"/>
+        </w:tabs>
+        <w:ind w:left="2160" w:hanging="360"/>
+      </w:pPr>
+      <w:rPr>
+        <w:rFonts w:ascii="Symbol" w:hAnsi="Symbol" w:hint="default"/>
+        <w:sz w:val="20"/>
+      </w:rPr>
+    </w:lvl>
+    <w:lvl w:ilvl="3" w:tentative="1">
+      <w:start w:val="1"/>
+      <w:numFmt w:val="bullet"/>
+      <w:lvlText w:val=""/>
+      <w:lvlJc w:val="left"/>
+      <w:pPr>
+        <w:tabs>
+          <w:tab w:val="num" w:pos="2880"/>
+        </w:tabs>
+        <w:ind w:left="2880" w:hanging="360"/>
+      </w:pPr>
+      <w:rPr>
+        <w:rFonts w:ascii="Symbol" w:hAnsi="Symbol" w:hint="default"/>
+        <w:sz w:val="20"/>
+      </w:rPr>
+    </w:lvl>
+    <w:lvl w:ilvl="4" w:tentative="1">
+      <w:start w:val="1"/>
+      <w:numFmt w:val="bullet"/>
+      <w:lvlText w:val=""/>
+      <w:lvlJc w:val="left"/>
+      <w:pPr>
+        <w:tabs>
+          <w:tab w:val="num" w:pos="3600"/>
+        </w:tabs>
+        <w:ind w:left="3600" w:hanging="360"/>
+      </w:pPr>
+      <w:rPr>
+        <w:rFonts w:ascii="Symbol" w:hAnsi="Symbol" w:hint="default"/>
+        <w:sz w:val="20"/>
+      </w:rPr>
+    </w:lvl>
+    <w:lvl w:ilvl="5" w:tentative="1">
+      <w:start w:val="1"/>
+      <w:numFmt w:val="bullet"/>
+      <w:lvlText w:val=""/>
+      <w:lvlJc w:val="left"/>
+      <w:pPr>
+        <w:tabs>
+          <w:tab w:val="num" w:pos="4320"/>
+        </w:tabs>
+        <w:ind w:left="4320" w:hanging="360"/>
+      </w:pPr>
+      <w:rPr>
+        <w:rFonts w:ascii="Symbol" w:hAnsi="Symbol" w:hint="default"/>
+        <w:sz w:val="20"/>
+      </w:rPr>
+    </w:lvl>
+    <w:lvl w:ilvl="6" w:tentative="1">
+      <w:start w:val="1"/>
+      <w:numFmt w:val="bullet"/>
+      <w:lvlText w:val=""/>
+      <w:lvlJc w:val="left"/>
+      <w:pPr>
+        <w:tabs>
+          <w:tab w:val="num" w:pos="5040"/>
+        </w:tabs>
+        <w:ind w:left="5040" w:hanging="360"/>
+      </w:pPr>
+      <w:rPr>
+        <w:rFonts w:ascii="Symbol" w:hAnsi="Symbol" w:hint="default"/>
+        <w:sz w:val="20"/>
+      </w:rPr>
+    </w:lvl>
+    <w:lvl w:ilvl="7" w:tentative="1">
+      <w:start w:val="1"/>
+      <w:numFmt w:val="bullet"/>
+      <w:lvlText w:val=""/>
+      <w:lvlJc w:val="left"/>
+      <w:pPr>
+        <w:tabs>
+          <w:tab w:val="num" w:pos="5760"/>
+        </w:tabs>
+        <w:ind w:left="5760" w:hanging="360"/>
+      </w:pPr>
+      <w:rPr>
+        <w:rFonts w:ascii="Symbol" w:hAnsi="Symbol" w:hint="default"/>
+        <w:sz w:val="20"/>
+      </w:rPr>
+    </w:lvl>
+    <w:lvl w:ilvl="8" w:tentative="1">
+      <w:start w:val="1"/>
+      <w:numFmt w:val="bullet"/>
+      <w:lvlText w:val=""/>
+      <w:lvlJc w:val="left"/>
+      <w:pPr>
+        <w:tabs>
+          <w:tab w:val="num" w:pos="6480"/>
+        </w:tabs>
+        <w:ind w:left="6480" w:hanging="360"/>
+      </w:pPr>
+      <w:rPr>
+        <w:rFonts w:ascii="Symbol" w:hAnsi="Symbol" w:hint="default"/>
+        <w:sz w:val="20"/>
+      </w:rPr>
+    </w:lvl>
+  </w:abstractNum>
+  <w:abstractNum w:abstractNumId="14" w15:restartNumberingAfterBreak="0">
+    <w:nsid w:val="34375C54"/>
+    <w:multiLevelType w:val="multilevel"/>
+    <w:tmpl w:val="AFE46226"/>
+    <w:lvl w:ilvl="0">
+      <w:start w:val="1"/>
+      <w:numFmt w:val="bullet"/>
+      <w:lvlText w:val=""/>
+      <w:lvlJc w:val="left"/>
+      <w:pPr>
+        <w:tabs>
+          <w:tab w:val="num" w:pos="720"/>
+        </w:tabs>
+        <w:ind w:left="720" w:hanging="360"/>
+      </w:pPr>
+      <w:rPr>
+        <w:rFonts w:ascii="Symbol" w:hAnsi="Symbol" w:hint="default"/>
+        <w:sz w:val="20"/>
+      </w:rPr>
+    </w:lvl>
+    <w:lvl w:ilvl="1" w:tentative="1">
+      <w:start w:val="1"/>
+      <w:numFmt w:val="bullet"/>
+      <w:lvlText w:val=""/>
+      <w:lvlJc w:val="left"/>
+      <w:pPr>
+        <w:tabs>
+          <w:tab w:val="num" w:pos="1440"/>
+        </w:tabs>
+        <w:ind w:left="1440" w:hanging="360"/>
+      </w:pPr>
+      <w:rPr>
+        <w:rFonts w:ascii="Symbol" w:hAnsi="Symbol" w:hint="default"/>
+        <w:sz w:val="20"/>
+      </w:rPr>
+    </w:lvl>
+    <w:lvl w:ilvl="2" w:tentative="1">
+      <w:start w:val="1"/>
+      <w:numFmt w:val="bullet"/>
+      <w:lvlText w:val=""/>
+      <w:lvlJc w:val="left"/>
+      <w:pPr>
+        <w:tabs>
+          <w:tab w:val="num" w:pos="2160"/>
+        </w:tabs>
+        <w:ind w:left="2160" w:hanging="360"/>
+      </w:pPr>
+      <w:rPr>
+        <w:rFonts w:ascii="Symbol" w:hAnsi="Symbol" w:hint="default"/>
+        <w:sz w:val="20"/>
+      </w:rPr>
+    </w:lvl>
+    <w:lvl w:ilvl="3" w:tentative="1">
+      <w:start w:val="1"/>
+      <w:numFmt w:val="bullet"/>
+      <w:lvlText w:val=""/>
+      <w:lvlJc w:val="left"/>
+      <w:pPr>
+        <w:tabs>
+          <w:tab w:val="num" w:pos="2880"/>
+        </w:tabs>
+        <w:ind w:left="2880" w:hanging="360"/>
+      </w:pPr>
+      <w:rPr>
+        <w:rFonts w:ascii="Symbol" w:hAnsi="Symbol" w:hint="default"/>
+        <w:sz w:val="20"/>
+      </w:rPr>
+    </w:lvl>
+    <w:lvl w:ilvl="4" w:tentative="1">
+      <w:start w:val="1"/>
+      <w:numFmt w:val="bullet"/>
+      <w:lvlText w:val=""/>
+      <w:lvlJc w:val="left"/>
+      <w:pPr>
+        <w:tabs>
+          <w:tab w:val="num" w:pos="3600"/>
+        </w:tabs>
+        <w:ind w:left="3600" w:hanging="360"/>
+      </w:pPr>
+      <w:rPr>
+        <w:rFonts w:ascii="Symbol" w:hAnsi="Symbol" w:hint="default"/>
+        <w:sz w:val="20"/>
+      </w:rPr>
+    </w:lvl>
+    <w:lvl w:ilvl="5" w:tentative="1">
+      <w:start w:val="1"/>
+      <w:numFmt w:val="bullet"/>
+      <w:lvlText w:val=""/>
+      <w:lvlJc w:val="left"/>
+      <w:pPr>
+        <w:tabs>
+          <w:tab w:val="num" w:pos="4320"/>
+        </w:tabs>
+        <w:ind w:left="4320" w:hanging="360"/>
+      </w:pPr>
+      <w:rPr>
+        <w:rFonts w:ascii="Symbol" w:hAnsi="Symbol" w:hint="default"/>
+        <w:sz w:val="20"/>
+      </w:rPr>
+    </w:lvl>
+    <w:lvl w:ilvl="6" w:tentative="1">
+      <w:start w:val="1"/>
+      <w:numFmt w:val="bullet"/>
+      <w:lvlText w:val=""/>
+      <w:lvlJc w:val="left"/>
+      <w:pPr>
+        <w:tabs>
+          <w:tab w:val="num" w:pos="5040"/>
+        </w:tabs>
+        <w:ind w:left="5040" w:hanging="360"/>
+      </w:pPr>
+      <w:rPr>
+        <w:rFonts w:ascii="Symbol" w:hAnsi="Symbol" w:hint="default"/>
+        <w:sz w:val="20"/>
+      </w:rPr>
+    </w:lvl>
+    <w:lvl w:ilvl="7" w:tentative="1">
+      <w:start w:val="1"/>
+      <w:numFmt w:val="bullet"/>
+      <w:lvlText w:val=""/>
+      <w:lvlJc w:val="left"/>
+      <w:pPr>
+        <w:tabs>
+          <w:tab w:val="num" w:pos="5760"/>
+        </w:tabs>
+        <w:ind w:left="5760" w:hanging="360"/>
+      </w:pPr>
+      <w:rPr>
+        <w:rFonts w:ascii="Symbol" w:hAnsi="Symbol" w:hint="default"/>
+        <w:sz w:val="20"/>
+      </w:rPr>
+    </w:lvl>
+    <w:lvl w:ilvl="8" w:tentative="1">
+      <w:start w:val="1"/>
+      <w:numFmt w:val="bullet"/>
+      <w:lvlText w:val=""/>
+      <w:lvlJc w:val="left"/>
+      <w:pPr>
+        <w:tabs>
+          <w:tab w:val="num" w:pos="6480"/>
+        </w:tabs>
+        <w:ind w:left="6480" w:hanging="360"/>
+      </w:pPr>
+      <w:rPr>
+        <w:rFonts w:ascii="Symbol" w:hAnsi="Symbol" w:hint="default"/>
+        <w:sz w:val="20"/>
+      </w:rPr>
+    </w:lvl>
+  </w:abstractNum>
+  <w:abstractNum w:abstractNumId="15" w15:restartNumberingAfterBreak="0">
+    <w:nsid w:val="37C25912"/>
+    <w:multiLevelType w:val="multilevel"/>
+    <w:tmpl w:val="84FAE2CE"/>
+    <w:lvl w:ilvl="0">
+      <w:start w:val="1"/>
+      <w:numFmt w:val="bullet"/>
+      <w:lvlText w:val=""/>
+      <w:lvlJc w:val="left"/>
+      <w:pPr>
+        <w:tabs>
+          <w:tab w:val="num" w:pos="720"/>
+        </w:tabs>
+        <w:ind w:left="720" w:hanging="360"/>
+      </w:pPr>
+      <w:rPr>
+        <w:rFonts w:ascii="Symbol" w:hAnsi="Symbol" w:hint="default"/>
+        <w:sz w:val="20"/>
+      </w:rPr>
+    </w:lvl>
+    <w:lvl w:ilvl="1" w:tentative="1">
+      <w:start w:val="1"/>
+      <w:numFmt w:val="bullet"/>
+      <w:lvlText w:val=""/>
+      <w:lvlJc w:val="left"/>
+      <w:pPr>
+        <w:tabs>
+          <w:tab w:val="num" w:pos="1440"/>
+        </w:tabs>
+        <w:ind w:left="1440" w:hanging="360"/>
+      </w:pPr>
+      <w:rPr>
+        <w:rFonts w:ascii="Symbol" w:hAnsi="Symbol" w:hint="default"/>
+        <w:sz w:val="20"/>
+      </w:rPr>
+    </w:lvl>
+    <w:lvl w:ilvl="2" w:tentative="1">
+      <w:start w:val="1"/>
+      <w:numFmt w:val="bullet"/>
+      <w:lvlText w:val=""/>
+      <w:lvlJc w:val="left"/>
+      <w:pPr>
+        <w:tabs>
+          <w:tab w:val="num" w:pos="2160"/>
+        </w:tabs>
+        <w:ind w:left="2160" w:hanging="360"/>
+      </w:pPr>
+      <w:rPr>
+        <w:rFonts w:ascii="Symbol" w:hAnsi="Symbol" w:hint="default"/>
+        <w:sz w:val="20"/>
+      </w:rPr>
+    </w:lvl>
+    <w:lvl w:ilvl="3" w:tentative="1">
+      <w:start w:val="1"/>
+      <w:numFmt w:val="bullet"/>
+      <w:lvlText w:val=""/>
+      <w:lvlJc w:val="left"/>
+      <w:pPr>
+        <w:tabs>
+          <w:tab w:val="num" w:pos="2880"/>
+        </w:tabs>
+        <w:ind w:left="2880" w:hanging="360"/>
+      </w:pPr>
+      <w:rPr>
+        <w:rFonts w:ascii="Symbol" w:hAnsi="Symbol" w:hint="default"/>
+        <w:sz w:val="20"/>
+      </w:rPr>
+    </w:lvl>
+    <w:lvl w:ilvl="4" w:tentative="1">
+      <w:start w:val="1"/>
+      <w:numFmt w:val="bullet"/>
+      <w:lvlText w:val=""/>
+      <w:lvlJc w:val="left"/>
+      <w:pPr>
+        <w:tabs>
+          <w:tab w:val="num" w:pos="3600"/>
+        </w:tabs>
+        <w:ind w:left="3600" w:hanging="360"/>
+      </w:pPr>
+      <w:rPr>
+        <w:rFonts w:ascii="Symbol" w:hAnsi="Symbol" w:hint="default"/>
+        <w:sz w:val="20"/>
+      </w:rPr>
+    </w:lvl>
+    <w:lvl w:ilvl="5" w:tentative="1">
+      <w:start w:val="1"/>
+      <w:numFmt w:val="bullet"/>
+      <w:lvlText w:val=""/>
+      <w:lvlJc w:val="left"/>
+      <w:pPr>
+        <w:tabs>
+          <w:tab w:val="num" w:pos="4320"/>
+        </w:tabs>
+        <w:ind w:left="4320" w:hanging="360"/>
+      </w:pPr>
+      <w:rPr>
+        <w:rFonts w:ascii="Symbol" w:hAnsi="Symbol" w:hint="default"/>
+        <w:sz w:val="20"/>
+      </w:rPr>
+    </w:lvl>
+    <w:lvl w:ilvl="6" w:tentative="1">
+      <w:start w:val="1"/>
+      <w:numFmt w:val="bullet"/>
+      <w:lvlText w:val=""/>
+      <w:lvlJc w:val="left"/>
+      <w:pPr>
+        <w:tabs>
+          <w:tab w:val="num" w:pos="5040"/>
+        </w:tabs>
+        <w:ind w:left="5040" w:hanging="360"/>
+      </w:pPr>
+      <w:rPr>
+        <w:rFonts w:ascii="Symbol" w:hAnsi="Symbol" w:hint="default"/>
+        <w:sz w:val="20"/>
+      </w:rPr>
+    </w:lvl>
+    <w:lvl w:ilvl="7" w:tentative="1">
+      <w:start w:val="1"/>
+      <w:numFmt w:val="bullet"/>
+      <w:lvlText w:val=""/>
+      <w:lvlJc w:val="left"/>
+      <w:pPr>
+        <w:tabs>
+          <w:tab w:val="num" w:pos="5760"/>
+        </w:tabs>
+        <w:ind w:left="5760" w:hanging="360"/>
+      </w:pPr>
+      <w:rPr>
+        <w:rFonts w:ascii="Symbol" w:hAnsi="Symbol" w:hint="default"/>
+        <w:sz w:val="20"/>
+      </w:rPr>
+    </w:lvl>
+    <w:lvl w:ilvl="8" w:tentative="1">
+      <w:start w:val="1"/>
+      <w:numFmt w:val="bullet"/>
+      <w:lvlText w:val=""/>
+      <w:lvlJc w:val="left"/>
+      <w:pPr>
+        <w:tabs>
+          <w:tab w:val="num" w:pos="6480"/>
+        </w:tabs>
+        <w:ind w:left="6480" w:hanging="360"/>
+      </w:pPr>
+      <w:rPr>
+        <w:rFonts w:ascii="Symbol" w:hAnsi="Symbol" w:hint="default"/>
+        <w:sz w:val="20"/>
+      </w:rPr>
+    </w:lvl>
+  </w:abstractNum>
+  <w:abstractNum w:abstractNumId="16" w15:restartNumberingAfterBreak="0">
+    <w:nsid w:val="38F840E7"/>
+    <w:multiLevelType w:val="multilevel"/>
+    <w:tmpl w:val="60BC9156"/>
+    <w:lvl w:ilvl="0">
+      <w:start w:val="1"/>
+      <w:numFmt w:val="bullet"/>
+      <w:lvlText w:val=""/>
+      <w:lvlJc w:val="left"/>
+      <w:pPr>
+        <w:tabs>
+          <w:tab w:val="num" w:pos="720"/>
+        </w:tabs>
+        <w:ind w:left="720" w:hanging="360"/>
+      </w:pPr>
+      <w:rPr>
+        <w:rFonts w:ascii="Symbol" w:hAnsi="Symbol" w:hint="default"/>
+        <w:sz w:val="20"/>
+      </w:rPr>
+    </w:lvl>
+    <w:lvl w:ilvl="1" w:tentative="1">
+      <w:start w:val="1"/>
+      <w:numFmt w:val="bullet"/>
+      <w:lvlText w:val=""/>
+      <w:lvlJc w:val="left"/>
+      <w:pPr>
+        <w:tabs>
+          <w:tab w:val="num" w:pos="1440"/>
+        </w:tabs>
+        <w:ind w:left="1440" w:hanging="360"/>
+      </w:pPr>
+      <w:rPr>
+        <w:rFonts w:ascii="Symbol" w:hAnsi="Symbol" w:hint="default"/>
+        <w:sz w:val="20"/>
+      </w:rPr>
+    </w:lvl>
+    <w:lvl w:ilvl="2" w:tentative="1">
+      <w:start w:val="1"/>
+      <w:numFmt w:val="bullet"/>
+      <w:lvlText w:val=""/>
+      <w:lvlJc w:val="left"/>
+      <w:pPr>
+        <w:tabs>
+          <w:tab w:val="num" w:pos="2160"/>
+        </w:tabs>
+        <w:ind w:left="2160" w:hanging="360"/>
+      </w:pPr>
+      <w:rPr>
+        <w:rFonts w:ascii="Symbol" w:hAnsi="Symbol" w:hint="default"/>
+        <w:sz w:val="20"/>
+      </w:rPr>
+    </w:lvl>
+    <w:lvl w:ilvl="3" w:tentative="1">
+      <w:start w:val="1"/>
+      <w:numFmt w:val="bullet"/>
+      <w:lvlText w:val=""/>
+      <w:lvlJc w:val="left"/>
+      <w:pPr>
+        <w:tabs>
+          <w:tab w:val="num" w:pos="2880"/>
+        </w:tabs>
+        <w:ind w:left="2880" w:hanging="360"/>
+      </w:pPr>
+      <w:rPr>
+        <w:rFonts w:ascii="Symbol" w:hAnsi="Symbol" w:hint="default"/>
+        <w:sz w:val="20"/>
+      </w:rPr>
+    </w:lvl>
+    <w:lvl w:ilvl="4" w:tentative="1">
+      <w:start w:val="1"/>
+      <w:numFmt w:val="bullet"/>
+      <w:lvlText w:val=""/>
+      <w:lvlJc w:val="left"/>
+      <w:pPr>
+        <w:tabs>
+          <w:tab w:val="num" w:pos="3600"/>
+        </w:tabs>
+        <w:ind w:left="3600" w:hanging="360"/>
+      </w:pPr>
+      <w:rPr>
+        <w:rFonts w:ascii="Symbol" w:hAnsi="Symbol" w:hint="default"/>
+        <w:sz w:val="20"/>
+      </w:rPr>
+    </w:lvl>
+    <w:lvl w:ilvl="5" w:tentative="1">
+      <w:start w:val="1"/>
+      <w:numFmt w:val="bullet"/>
+      <w:lvlText w:val=""/>
+      <w:lvlJc w:val="left"/>
+      <w:pPr>
+        <w:tabs>
+          <w:tab w:val="num" w:pos="4320"/>
+        </w:tabs>
+        <w:ind w:left="4320" w:hanging="360"/>
+      </w:pPr>
+      <w:rPr>
+        <w:rFonts w:ascii="Symbol" w:hAnsi="Symbol" w:hint="default"/>
+        <w:sz w:val="20"/>
+      </w:rPr>
+    </w:lvl>
+    <w:lvl w:ilvl="6" w:tentative="1">
+      <w:start w:val="1"/>
+      <w:numFmt w:val="bullet"/>
+      <w:lvlText w:val=""/>
+      <w:lvlJc w:val="left"/>
+      <w:pPr>
+        <w:tabs>
+          <w:tab w:val="num" w:pos="5040"/>
+        </w:tabs>
+        <w:ind w:left="5040" w:hanging="360"/>
+      </w:pPr>
+      <w:rPr>
+        <w:rFonts w:ascii="Symbol" w:hAnsi="Symbol" w:hint="default"/>
+        <w:sz w:val="20"/>
+      </w:rPr>
+    </w:lvl>
+    <w:lvl w:ilvl="7" w:tentative="1">
+      <w:start w:val="1"/>
+      <w:numFmt w:val="bullet"/>
+      <w:lvlText w:val=""/>
+      <w:lvlJc w:val="left"/>
+      <w:pPr>
+        <w:tabs>
+          <w:tab w:val="num" w:pos="5760"/>
+        </w:tabs>
+        <w:ind w:left="5760" w:hanging="360"/>
+      </w:pPr>
+      <w:rPr>
+        <w:rFonts w:ascii="Symbol" w:hAnsi="Symbol" w:hint="default"/>
+        <w:sz w:val="20"/>
+      </w:rPr>
+    </w:lvl>
+    <w:lvl w:ilvl="8" w:tentative="1">
+      <w:start w:val="1"/>
+      <w:numFmt w:val="bullet"/>
+      <w:lvlText w:val=""/>
+      <w:lvlJc w:val="left"/>
+      <w:pPr>
+        <w:tabs>
+          <w:tab w:val="num" w:pos="6480"/>
+        </w:tabs>
+        <w:ind w:left="6480" w:hanging="360"/>
+      </w:pPr>
+      <w:rPr>
+        <w:rFonts w:ascii="Symbol" w:hAnsi="Symbol" w:hint="default"/>
+        <w:sz w:val="20"/>
+      </w:rPr>
+    </w:lvl>
+  </w:abstractNum>
+  <w:abstractNum w:abstractNumId="17" w15:restartNumberingAfterBreak="0">
     <w:nsid w:val="39F52078"/>
     <w:multiLevelType w:val="multilevel"/>
     <w:tmpl w:val="9AFAEC5C"/>
@@ -611,7 +2461,269 @@
       </w:rPr>
     </w:lvl>
   </w:abstractNum>
-  <w:abstractNum w:abstractNumId="4" w15:restartNumberingAfterBreak="0">
+  <w:abstractNum w:abstractNumId="18" w15:restartNumberingAfterBreak="0">
+    <w:nsid w:val="3E2E26CE"/>
+    <w:multiLevelType w:val="multilevel"/>
+    <w:tmpl w:val="D50CE890"/>
+    <w:lvl w:ilvl="0">
+      <w:start w:val="1"/>
+      <w:numFmt w:val="decimal"/>
+      <w:lvlText w:val="%1."/>
+      <w:lvlJc w:val="left"/>
+      <w:pPr>
+        <w:tabs>
+          <w:tab w:val="num" w:pos="720"/>
+        </w:tabs>
+        <w:ind w:left="720" w:hanging="360"/>
+      </w:pPr>
+    </w:lvl>
+    <w:lvl w:ilvl="1" w:tentative="1">
+      <w:start w:val="1"/>
+      <w:numFmt w:val="decimal"/>
+      <w:lvlText w:val="%2."/>
+      <w:lvlJc w:val="left"/>
+      <w:pPr>
+        <w:tabs>
+          <w:tab w:val="num" w:pos="1440"/>
+        </w:tabs>
+        <w:ind w:left="1440" w:hanging="360"/>
+      </w:pPr>
+    </w:lvl>
+    <w:lvl w:ilvl="2" w:tentative="1">
+      <w:start w:val="1"/>
+      <w:numFmt w:val="decimal"/>
+      <w:lvlText w:val="%3."/>
+      <w:lvlJc w:val="left"/>
+      <w:pPr>
+        <w:tabs>
+          <w:tab w:val="num" w:pos="2160"/>
+        </w:tabs>
+        <w:ind w:left="2160" w:hanging="360"/>
+      </w:pPr>
+    </w:lvl>
+    <w:lvl w:ilvl="3" w:tentative="1">
+      <w:start w:val="1"/>
+      <w:numFmt w:val="decimal"/>
+      <w:lvlText w:val="%4."/>
+      <w:lvlJc w:val="left"/>
+      <w:pPr>
+        <w:tabs>
+          <w:tab w:val="num" w:pos="2880"/>
+        </w:tabs>
+        <w:ind w:left="2880" w:hanging="360"/>
+      </w:pPr>
+    </w:lvl>
+    <w:lvl w:ilvl="4" w:tentative="1">
+      <w:start w:val="1"/>
+      <w:numFmt w:val="decimal"/>
+      <w:lvlText w:val="%5."/>
+      <w:lvlJc w:val="left"/>
+      <w:pPr>
+        <w:tabs>
+          <w:tab w:val="num" w:pos="3600"/>
+        </w:tabs>
+        <w:ind w:left="3600" w:hanging="360"/>
+      </w:pPr>
+    </w:lvl>
+    <w:lvl w:ilvl="5" w:tentative="1">
+      <w:start w:val="1"/>
+      <w:numFmt w:val="decimal"/>
+      <w:lvlText w:val="%6."/>
+      <w:lvlJc w:val="left"/>
+      <w:pPr>
+        <w:tabs>
+          <w:tab w:val="num" w:pos="4320"/>
+        </w:tabs>
+        <w:ind w:left="4320" w:hanging="360"/>
+      </w:pPr>
+    </w:lvl>
+    <w:lvl w:ilvl="6" w:tentative="1">
+      <w:start w:val="1"/>
+      <w:numFmt w:val="decimal"/>
+      <w:lvlText w:val="%7."/>
+      <w:lvlJc w:val="left"/>
+      <w:pPr>
+        <w:tabs>
+          <w:tab w:val="num" w:pos="5040"/>
+        </w:tabs>
+        <w:ind w:left="5040" w:hanging="360"/>
+      </w:pPr>
+    </w:lvl>
+    <w:lvl w:ilvl="7" w:tentative="1">
+      <w:start w:val="1"/>
+      <w:numFmt w:val="decimal"/>
+      <w:lvlText w:val="%8."/>
+      <w:lvlJc w:val="left"/>
+      <w:pPr>
+        <w:tabs>
+          <w:tab w:val="num" w:pos="5760"/>
+        </w:tabs>
+        <w:ind w:left="5760" w:hanging="360"/>
+      </w:pPr>
+    </w:lvl>
+    <w:lvl w:ilvl="8" w:tentative="1">
+      <w:start w:val="1"/>
+      <w:numFmt w:val="decimal"/>
+      <w:lvlText w:val="%9."/>
+      <w:lvlJc w:val="left"/>
+      <w:pPr>
+        <w:tabs>
+          <w:tab w:val="num" w:pos="6480"/>
+        </w:tabs>
+        <w:ind w:left="6480" w:hanging="360"/>
+      </w:pPr>
+    </w:lvl>
+  </w:abstractNum>
+  <w:abstractNum w:abstractNumId="19" w15:restartNumberingAfterBreak="0">
+    <w:nsid w:val="474851C7"/>
+    <w:multiLevelType w:val="multilevel"/>
+    <w:tmpl w:val="20EEC1B2"/>
+    <w:lvl w:ilvl="0">
+      <w:start w:val="1"/>
+      <w:numFmt w:val="bullet"/>
+      <w:lvlText w:val=""/>
+      <w:lvlJc w:val="left"/>
+      <w:pPr>
+        <w:tabs>
+          <w:tab w:val="num" w:pos="720"/>
+        </w:tabs>
+        <w:ind w:left="720" w:hanging="360"/>
+      </w:pPr>
+      <w:rPr>
+        <w:rFonts w:ascii="Symbol" w:hAnsi="Symbol" w:hint="default"/>
+        <w:sz w:val="20"/>
+      </w:rPr>
+    </w:lvl>
+    <w:lvl w:ilvl="1" w:tentative="1">
+      <w:start w:val="1"/>
+      <w:numFmt w:val="bullet"/>
+      <w:lvlText w:val=""/>
+      <w:lvlJc w:val="left"/>
+      <w:pPr>
+        <w:tabs>
+          <w:tab w:val="num" w:pos="1440"/>
+        </w:tabs>
+        <w:ind w:left="1440" w:hanging="360"/>
+      </w:pPr>
+      <w:rPr>
+        <w:rFonts w:ascii="Symbol" w:hAnsi="Symbol" w:hint="default"/>
+        <w:sz w:val="20"/>
+      </w:rPr>
+    </w:lvl>
+    <w:lvl w:ilvl="2" w:tentative="1">
+      <w:start w:val="1"/>
+      <w:numFmt w:val="bullet"/>
+      <w:lvlText w:val=""/>
+      <w:lvlJc w:val="left"/>
+      <w:pPr>
+        <w:tabs>
+          <w:tab w:val="num" w:pos="2160"/>
+        </w:tabs>
+        <w:ind w:left="2160" w:hanging="360"/>
+      </w:pPr>
+      <w:rPr>
+        <w:rFonts w:ascii="Symbol" w:hAnsi="Symbol" w:hint="default"/>
+        <w:sz w:val="20"/>
+      </w:rPr>
+    </w:lvl>
+    <w:lvl w:ilvl="3" w:tentative="1">
+      <w:start w:val="1"/>
+      <w:numFmt w:val="bullet"/>
+      <w:lvlText w:val=""/>
+      <w:lvlJc w:val="left"/>
+      <w:pPr>
+        <w:tabs>
+          <w:tab w:val="num" w:pos="2880"/>
+        </w:tabs>
+        <w:ind w:left="2880" w:hanging="360"/>
+      </w:pPr>
+      <w:rPr>
+        <w:rFonts w:ascii="Symbol" w:hAnsi="Symbol" w:hint="default"/>
+        <w:sz w:val="20"/>
+      </w:rPr>
+    </w:lvl>
+    <w:lvl w:ilvl="4" w:tentative="1">
+      <w:start w:val="1"/>
+      <w:numFmt w:val="bullet"/>
+      <w:lvlText w:val=""/>
+      <w:lvlJc w:val="left"/>
+      <w:pPr>
+        <w:tabs>
+          <w:tab w:val="num" w:pos="3600"/>
+        </w:tabs>
+        <w:ind w:left="3600" w:hanging="360"/>
+      </w:pPr>
+      <w:rPr>
+        <w:rFonts w:ascii="Symbol" w:hAnsi="Symbol" w:hint="default"/>
+        <w:sz w:val="20"/>
+      </w:rPr>
+    </w:lvl>
+    <w:lvl w:ilvl="5" w:tentative="1">
+      <w:start w:val="1"/>
+      <w:numFmt w:val="bullet"/>
+      <w:lvlText w:val=""/>
+      <w:lvlJc w:val="left"/>
+      <w:pPr>
+        <w:tabs>
+          <w:tab w:val="num" w:pos="4320"/>
+        </w:tabs>
+        <w:ind w:left="4320" w:hanging="360"/>
+      </w:pPr>
+      <w:rPr>
+        <w:rFonts w:ascii="Symbol" w:hAnsi="Symbol" w:hint="default"/>
+        <w:sz w:val="20"/>
+      </w:rPr>
+    </w:lvl>
+    <w:lvl w:ilvl="6" w:tentative="1">
+      <w:start w:val="1"/>
+      <w:numFmt w:val="bullet"/>
+      <w:lvlText w:val=""/>
+      <w:lvlJc w:val="left"/>
+      <w:pPr>
+        <w:tabs>
+          <w:tab w:val="num" w:pos="5040"/>
+        </w:tabs>
+        <w:ind w:left="5040" w:hanging="360"/>
+      </w:pPr>
+      <w:rPr>
+        <w:rFonts w:ascii="Symbol" w:hAnsi="Symbol" w:hint="default"/>
+        <w:sz w:val="20"/>
+      </w:rPr>
+    </w:lvl>
+    <w:lvl w:ilvl="7" w:tentative="1">
+      <w:start w:val="1"/>
+      <w:numFmt w:val="bullet"/>
+      <w:lvlText w:val=""/>
+      <w:lvlJc w:val="left"/>
+      <w:pPr>
+        <w:tabs>
+          <w:tab w:val="num" w:pos="5760"/>
+        </w:tabs>
+        <w:ind w:left="5760" w:hanging="360"/>
+      </w:pPr>
+      <w:rPr>
+        <w:rFonts w:ascii="Symbol" w:hAnsi="Symbol" w:hint="default"/>
+        <w:sz w:val="20"/>
+      </w:rPr>
+    </w:lvl>
+    <w:lvl w:ilvl="8" w:tentative="1">
+      <w:start w:val="1"/>
+      <w:numFmt w:val="bullet"/>
+      <w:lvlText w:val=""/>
+      <w:lvlJc w:val="left"/>
+      <w:pPr>
+        <w:tabs>
+          <w:tab w:val="num" w:pos="6480"/>
+        </w:tabs>
+        <w:ind w:left="6480" w:hanging="360"/>
+      </w:pPr>
+      <w:rPr>
+        <w:rFonts w:ascii="Symbol" w:hAnsi="Symbol" w:hint="default"/>
+        <w:sz w:val="20"/>
+      </w:rPr>
+    </w:lvl>
+  </w:abstractNum>
+  <w:abstractNum w:abstractNumId="20" w15:restartNumberingAfterBreak="0">
     <w:nsid w:val="499467A1"/>
     <w:multiLevelType w:val="multilevel"/>
     <w:tmpl w:val="A08EF2AC"/>
@@ -760,7 +2872,865 @@
       </w:rPr>
     </w:lvl>
   </w:abstractNum>
-  <w:abstractNum w:abstractNumId="5" w15:restartNumberingAfterBreak="0">
+  <w:abstractNum w:abstractNumId="21" w15:restartNumberingAfterBreak="0">
+    <w:nsid w:val="4A2F259A"/>
+    <w:multiLevelType w:val="multilevel"/>
+    <w:tmpl w:val="96A24BBE"/>
+    <w:lvl w:ilvl="0">
+      <w:start w:val="1"/>
+      <w:numFmt w:val="bullet"/>
+      <w:lvlText w:val=""/>
+      <w:lvlJc w:val="left"/>
+      <w:pPr>
+        <w:tabs>
+          <w:tab w:val="num" w:pos="720"/>
+        </w:tabs>
+        <w:ind w:left="720" w:hanging="360"/>
+      </w:pPr>
+      <w:rPr>
+        <w:rFonts w:ascii="Symbol" w:hAnsi="Symbol" w:hint="default"/>
+        <w:sz w:val="20"/>
+      </w:rPr>
+    </w:lvl>
+    <w:lvl w:ilvl="1" w:tentative="1">
+      <w:start w:val="1"/>
+      <w:numFmt w:val="bullet"/>
+      <w:lvlText w:val=""/>
+      <w:lvlJc w:val="left"/>
+      <w:pPr>
+        <w:tabs>
+          <w:tab w:val="num" w:pos="1440"/>
+        </w:tabs>
+        <w:ind w:left="1440" w:hanging="360"/>
+      </w:pPr>
+      <w:rPr>
+        <w:rFonts w:ascii="Symbol" w:hAnsi="Symbol" w:hint="default"/>
+        <w:sz w:val="20"/>
+      </w:rPr>
+    </w:lvl>
+    <w:lvl w:ilvl="2" w:tentative="1">
+      <w:start w:val="1"/>
+      <w:numFmt w:val="bullet"/>
+      <w:lvlText w:val=""/>
+      <w:lvlJc w:val="left"/>
+      <w:pPr>
+        <w:tabs>
+          <w:tab w:val="num" w:pos="2160"/>
+        </w:tabs>
+        <w:ind w:left="2160" w:hanging="360"/>
+      </w:pPr>
+      <w:rPr>
+        <w:rFonts w:ascii="Symbol" w:hAnsi="Symbol" w:hint="default"/>
+        <w:sz w:val="20"/>
+      </w:rPr>
+    </w:lvl>
+    <w:lvl w:ilvl="3" w:tentative="1">
+      <w:start w:val="1"/>
+      <w:numFmt w:val="bullet"/>
+      <w:lvlText w:val=""/>
+      <w:lvlJc w:val="left"/>
+      <w:pPr>
+        <w:tabs>
+          <w:tab w:val="num" w:pos="2880"/>
+        </w:tabs>
+        <w:ind w:left="2880" w:hanging="360"/>
+      </w:pPr>
+      <w:rPr>
+        <w:rFonts w:ascii="Symbol" w:hAnsi="Symbol" w:hint="default"/>
+        <w:sz w:val="20"/>
+      </w:rPr>
+    </w:lvl>
+    <w:lvl w:ilvl="4" w:tentative="1">
+      <w:start w:val="1"/>
+      <w:numFmt w:val="bullet"/>
+      <w:lvlText w:val=""/>
+      <w:lvlJc w:val="left"/>
+      <w:pPr>
+        <w:tabs>
+          <w:tab w:val="num" w:pos="3600"/>
+        </w:tabs>
+        <w:ind w:left="3600" w:hanging="360"/>
+      </w:pPr>
+      <w:rPr>
+        <w:rFonts w:ascii="Symbol" w:hAnsi="Symbol" w:hint="default"/>
+        <w:sz w:val="20"/>
+      </w:rPr>
+    </w:lvl>
+    <w:lvl w:ilvl="5" w:tentative="1">
+      <w:start w:val="1"/>
+      <w:numFmt w:val="bullet"/>
+      <w:lvlText w:val=""/>
+      <w:lvlJc w:val="left"/>
+      <w:pPr>
+        <w:tabs>
+          <w:tab w:val="num" w:pos="4320"/>
+        </w:tabs>
+        <w:ind w:left="4320" w:hanging="360"/>
+      </w:pPr>
+      <w:rPr>
+        <w:rFonts w:ascii="Symbol" w:hAnsi="Symbol" w:hint="default"/>
+        <w:sz w:val="20"/>
+      </w:rPr>
+    </w:lvl>
+    <w:lvl w:ilvl="6" w:tentative="1">
+      <w:start w:val="1"/>
+      <w:numFmt w:val="bullet"/>
+      <w:lvlText w:val=""/>
+      <w:lvlJc w:val="left"/>
+      <w:pPr>
+        <w:tabs>
+          <w:tab w:val="num" w:pos="5040"/>
+        </w:tabs>
+        <w:ind w:left="5040" w:hanging="360"/>
+      </w:pPr>
+      <w:rPr>
+        <w:rFonts w:ascii="Symbol" w:hAnsi="Symbol" w:hint="default"/>
+        <w:sz w:val="20"/>
+      </w:rPr>
+    </w:lvl>
+    <w:lvl w:ilvl="7" w:tentative="1">
+      <w:start w:val="1"/>
+      <w:numFmt w:val="bullet"/>
+      <w:lvlText w:val=""/>
+      <w:lvlJc w:val="left"/>
+      <w:pPr>
+        <w:tabs>
+          <w:tab w:val="num" w:pos="5760"/>
+        </w:tabs>
+        <w:ind w:left="5760" w:hanging="360"/>
+      </w:pPr>
+      <w:rPr>
+        <w:rFonts w:ascii="Symbol" w:hAnsi="Symbol" w:hint="default"/>
+        <w:sz w:val="20"/>
+      </w:rPr>
+    </w:lvl>
+    <w:lvl w:ilvl="8" w:tentative="1">
+      <w:start w:val="1"/>
+      <w:numFmt w:val="bullet"/>
+      <w:lvlText w:val=""/>
+      <w:lvlJc w:val="left"/>
+      <w:pPr>
+        <w:tabs>
+          <w:tab w:val="num" w:pos="6480"/>
+        </w:tabs>
+        <w:ind w:left="6480" w:hanging="360"/>
+      </w:pPr>
+      <w:rPr>
+        <w:rFonts w:ascii="Symbol" w:hAnsi="Symbol" w:hint="default"/>
+        <w:sz w:val="20"/>
+      </w:rPr>
+    </w:lvl>
+  </w:abstractNum>
+  <w:abstractNum w:abstractNumId="22" w15:restartNumberingAfterBreak="0">
+    <w:nsid w:val="4C687278"/>
+    <w:multiLevelType w:val="multilevel"/>
+    <w:tmpl w:val="705C07B2"/>
+    <w:lvl w:ilvl="0">
+      <w:start w:val="1"/>
+      <w:numFmt w:val="decimal"/>
+      <w:lvlText w:val="%1."/>
+      <w:lvlJc w:val="left"/>
+      <w:pPr>
+        <w:tabs>
+          <w:tab w:val="num" w:pos="720"/>
+        </w:tabs>
+        <w:ind w:left="720" w:hanging="360"/>
+      </w:pPr>
+    </w:lvl>
+    <w:lvl w:ilvl="1" w:tentative="1">
+      <w:start w:val="1"/>
+      <w:numFmt w:val="decimal"/>
+      <w:lvlText w:val="%2."/>
+      <w:lvlJc w:val="left"/>
+      <w:pPr>
+        <w:tabs>
+          <w:tab w:val="num" w:pos="1440"/>
+        </w:tabs>
+        <w:ind w:left="1440" w:hanging="360"/>
+      </w:pPr>
+    </w:lvl>
+    <w:lvl w:ilvl="2" w:tentative="1">
+      <w:start w:val="1"/>
+      <w:numFmt w:val="decimal"/>
+      <w:lvlText w:val="%3."/>
+      <w:lvlJc w:val="left"/>
+      <w:pPr>
+        <w:tabs>
+          <w:tab w:val="num" w:pos="2160"/>
+        </w:tabs>
+        <w:ind w:left="2160" w:hanging="360"/>
+      </w:pPr>
+    </w:lvl>
+    <w:lvl w:ilvl="3" w:tentative="1">
+      <w:start w:val="1"/>
+      <w:numFmt w:val="decimal"/>
+      <w:lvlText w:val="%4."/>
+      <w:lvlJc w:val="left"/>
+      <w:pPr>
+        <w:tabs>
+          <w:tab w:val="num" w:pos="2880"/>
+        </w:tabs>
+        <w:ind w:left="2880" w:hanging="360"/>
+      </w:pPr>
+    </w:lvl>
+    <w:lvl w:ilvl="4" w:tentative="1">
+      <w:start w:val="1"/>
+      <w:numFmt w:val="decimal"/>
+      <w:lvlText w:val="%5."/>
+      <w:lvlJc w:val="left"/>
+      <w:pPr>
+        <w:tabs>
+          <w:tab w:val="num" w:pos="3600"/>
+        </w:tabs>
+        <w:ind w:left="3600" w:hanging="360"/>
+      </w:pPr>
+    </w:lvl>
+    <w:lvl w:ilvl="5" w:tentative="1">
+      <w:start w:val="1"/>
+      <w:numFmt w:val="decimal"/>
+      <w:lvlText w:val="%6."/>
+      <w:lvlJc w:val="left"/>
+      <w:pPr>
+        <w:tabs>
+          <w:tab w:val="num" w:pos="4320"/>
+        </w:tabs>
+        <w:ind w:left="4320" w:hanging="360"/>
+      </w:pPr>
+    </w:lvl>
+    <w:lvl w:ilvl="6" w:tentative="1">
+      <w:start w:val="1"/>
+      <w:numFmt w:val="decimal"/>
+      <w:lvlText w:val="%7."/>
+      <w:lvlJc w:val="left"/>
+      <w:pPr>
+        <w:tabs>
+          <w:tab w:val="num" w:pos="5040"/>
+        </w:tabs>
+        <w:ind w:left="5040" w:hanging="360"/>
+      </w:pPr>
+    </w:lvl>
+    <w:lvl w:ilvl="7" w:tentative="1">
+      <w:start w:val="1"/>
+      <w:numFmt w:val="decimal"/>
+      <w:lvlText w:val="%8."/>
+      <w:lvlJc w:val="left"/>
+      <w:pPr>
+        <w:tabs>
+          <w:tab w:val="num" w:pos="5760"/>
+        </w:tabs>
+        <w:ind w:left="5760" w:hanging="360"/>
+      </w:pPr>
+    </w:lvl>
+    <w:lvl w:ilvl="8" w:tentative="1">
+      <w:start w:val="1"/>
+      <w:numFmt w:val="decimal"/>
+      <w:lvlText w:val="%9."/>
+      <w:lvlJc w:val="left"/>
+      <w:pPr>
+        <w:tabs>
+          <w:tab w:val="num" w:pos="6480"/>
+        </w:tabs>
+        <w:ind w:left="6480" w:hanging="360"/>
+      </w:pPr>
+    </w:lvl>
+  </w:abstractNum>
+  <w:abstractNum w:abstractNumId="23" w15:restartNumberingAfterBreak="0">
+    <w:nsid w:val="50B3168B"/>
+    <w:multiLevelType w:val="multilevel"/>
+    <w:tmpl w:val="F726FECE"/>
+    <w:lvl w:ilvl="0">
+      <w:start w:val="1"/>
+      <w:numFmt w:val="bullet"/>
+      <w:lvlText w:val=""/>
+      <w:lvlJc w:val="left"/>
+      <w:pPr>
+        <w:tabs>
+          <w:tab w:val="num" w:pos="720"/>
+        </w:tabs>
+        <w:ind w:left="720" w:hanging="360"/>
+      </w:pPr>
+      <w:rPr>
+        <w:rFonts w:ascii="Symbol" w:hAnsi="Symbol" w:hint="default"/>
+        <w:sz w:val="20"/>
+      </w:rPr>
+    </w:lvl>
+    <w:lvl w:ilvl="1" w:tentative="1">
+      <w:start w:val="1"/>
+      <w:numFmt w:val="bullet"/>
+      <w:lvlText w:val=""/>
+      <w:lvlJc w:val="left"/>
+      <w:pPr>
+        <w:tabs>
+          <w:tab w:val="num" w:pos="1440"/>
+        </w:tabs>
+        <w:ind w:left="1440" w:hanging="360"/>
+      </w:pPr>
+      <w:rPr>
+        <w:rFonts w:ascii="Symbol" w:hAnsi="Symbol" w:hint="default"/>
+        <w:sz w:val="20"/>
+      </w:rPr>
+    </w:lvl>
+    <w:lvl w:ilvl="2" w:tentative="1">
+      <w:start w:val="1"/>
+      <w:numFmt w:val="bullet"/>
+      <w:lvlText w:val=""/>
+      <w:lvlJc w:val="left"/>
+      <w:pPr>
+        <w:tabs>
+          <w:tab w:val="num" w:pos="2160"/>
+        </w:tabs>
+        <w:ind w:left="2160" w:hanging="360"/>
+      </w:pPr>
+      <w:rPr>
+        <w:rFonts w:ascii="Symbol" w:hAnsi="Symbol" w:hint="default"/>
+        <w:sz w:val="20"/>
+      </w:rPr>
+    </w:lvl>
+    <w:lvl w:ilvl="3" w:tentative="1">
+      <w:start w:val="1"/>
+      <w:numFmt w:val="bullet"/>
+      <w:lvlText w:val=""/>
+      <w:lvlJc w:val="left"/>
+      <w:pPr>
+        <w:tabs>
+          <w:tab w:val="num" w:pos="2880"/>
+        </w:tabs>
+        <w:ind w:left="2880" w:hanging="360"/>
+      </w:pPr>
+      <w:rPr>
+        <w:rFonts w:ascii="Symbol" w:hAnsi="Symbol" w:hint="default"/>
+        <w:sz w:val="20"/>
+      </w:rPr>
+    </w:lvl>
+    <w:lvl w:ilvl="4" w:tentative="1">
+      <w:start w:val="1"/>
+      <w:numFmt w:val="bullet"/>
+      <w:lvlText w:val=""/>
+      <w:lvlJc w:val="left"/>
+      <w:pPr>
+        <w:tabs>
+          <w:tab w:val="num" w:pos="3600"/>
+        </w:tabs>
+        <w:ind w:left="3600" w:hanging="360"/>
+      </w:pPr>
+      <w:rPr>
+        <w:rFonts w:ascii="Symbol" w:hAnsi="Symbol" w:hint="default"/>
+        <w:sz w:val="20"/>
+      </w:rPr>
+    </w:lvl>
+    <w:lvl w:ilvl="5" w:tentative="1">
+      <w:start w:val="1"/>
+      <w:numFmt w:val="bullet"/>
+      <w:lvlText w:val=""/>
+      <w:lvlJc w:val="left"/>
+      <w:pPr>
+        <w:tabs>
+          <w:tab w:val="num" w:pos="4320"/>
+        </w:tabs>
+        <w:ind w:left="4320" w:hanging="360"/>
+      </w:pPr>
+      <w:rPr>
+        <w:rFonts w:ascii="Symbol" w:hAnsi="Symbol" w:hint="default"/>
+        <w:sz w:val="20"/>
+      </w:rPr>
+    </w:lvl>
+    <w:lvl w:ilvl="6" w:tentative="1">
+      <w:start w:val="1"/>
+      <w:numFmt w:val="bullet"/>
+      <w:lvlText w:val=""/>
+      <w:lvlJc w:val="left"/>
+      <w:pPr>
+        <w:tabs>
+          <w:tab w:val="num" w:pos="5040"/>
+        </w:tabs>
+        <w:ind w:left="5040" w:hanging="360"/>
+      </w:pPr>
+      <w:rPr>
+        <w:rFonts w:ascii="Symbol" w:hAnsi="Symbol" w:hint="default"/>
+        <w:sz w:val="20"/>
+      </w:rPr>
+    </w:lvl>
+    <w:lvl w:ilvl="7" w:tentative="1">
+      <w:start w:val="1"/>
+      <w:numFmt w:val="bullet"/>
+      <w:lvlText w:val=""/>
+      <w:lvlJc w:val="left"/>
+      <w:pPr>
+        <w:tabs>
+          <w:tab w:val="num" w:pos="5760"/>
+        </w:tabs>
+        <w:ind w:left="5760" w:hanging="360"/>
+      </w:pPr>
+      <w:rPr>
+        <w:rFonts w:ascii="Symbol" w:hAnsi="Symbol" w:hint="default"/>
+        <w:sz w:val="20"/>
+      </w:rPr>
+    </w:lvl>
+    <w:lvl w:ilvl="8" w:tentative="1">
+      <w:start w:val="1"/>
+      <w:numFmt w:val="bullet"/>
+      <w:lvlText w:val=""/>
+      <w:lvlJc w:val="left"/>
+      <w:pPr>
+        <w:tabs>
+          <w:tab w:val="num" w:pos="6480"/>
+        </w:tabs>
+        <w:ind w:left="6480" w:hanging="360"/>
+      </w:pPr>
+      <w:rPr>
+        <w:rFonts w:ascii="Symbol" w:hAnsi="Symbol" w:hint="default"/>
+        <w:sz w:val="20"/>
+      </w:rPr>
+    </w:lvl>
+  </w:abstractNum>
+  <w:abstractNum w:abstractNumId="24" w15:restartNumberingAfterBreak="0">
+    <w:nsid w:val="53702648"/>
+    <w:multiLevelType w:val="multilevel"/>
+    <w:tmpl w:val="A4108E80"/>
+    <w:lvl w:ilvl="0">
+      <w:start w:val="1"/>
+      <w:numFmt w:val="bullet"/>
+      <w:lvlText w:val=""/>
+      <w:lvlJc w:val="left"/>
+      <w:pPr>
+        <w:tabs>
+          <w:tab w:val="num" w:pos="720"/>
+        </w:tabs>
+        <w:ind w:left="720" w:hanging="360"/>
+      </w:pPr>
+      <w:rPr>
+        <w:rFonts w:ascii="Symbol" w:hAnsi="Symbol" w:hint="default"/>
+        <w:sz w:val="20"/>
+      </w:rPr>
+    </w:lvl>
+    <w:lvl w:ilvl="1" w:tentative="1">
+      <w:start w:val="1"/>
+      <w:numFmt w:val="bullet"/>
+      <w:lvlText w:val=""/>
+      <w:lvlJc w:val="left"/>
+      <w:pPr>
+        <w:tabs>
+          <w:tab w:val="num" w:pos="1440"/>
+        </w:tabs>
+        <w:ind w:left="1440" w:hanging="360"/>
+      </w:pPr>
+      <w:rPr>
+        <w:rFonts w:ascii="Symbol" w:hAnsi="Symbol" w:hint="default"/>
+        <w:sz w:val="20"/>
+      </w:rPr>
+    </w:lvl>
+    <w:lvl w:ilvl="2" w:tentative="1">
+      <w:start w:val="1"/>
+      <w:numFmt w:val="bullet"/>
+      <w:lvlText w:val=""/>
+      <w:lvlJc w:val="left"/>
+      <w:pPr>
+        <w:tabs>
+          <w:tab w:val="num" w:pos="2160"/>
+        </w:tabs>
+        <w:ind w:left="2160" w:hanging="360"/>
+      </w:pPr>
+      <w:rPr>
+        <w:rFonts w:ascii="Symbol" w:hAnsi="Symbol" w:hint="default"/>
+        <w:sz w:val="20"/>
+      </w:rPr>
+    </w:lvl>
+    <w:lvl w:ilvl="3" w:tentative="1">
+      <w:start w:val="1"/>
+      <w:numFmt w:val="bullet"/>
+      <w:lvlText w:val=""/>
+      <w:lvlJc w:val="left"/>
+      <w:pPr>
+        <w:tabs>
+          <w:tab w:val="num" w:pos="2880"/>
+        </w:tabs>
+        <w:ind w:left="2880" w:hanging="360"/>
+      </w:pPr>
+      <w:rPr>
+        <w:rFonts w:ascii="Symbol" w:hAnsi="Symbol" w:hint="default"/>
+        <w:sz w:val="20"/>
+      </w:rPr>
+    </w:lvl>
+    <w:lvl w:ilvl="4" w:tentative="1">
+      <w:start w:val="1"/>
+      <w:numFmt w:val="bullet"/>
+      <w:lvlText w:val=""/>
+      <w:lvlJc w:val="left"/>
+      <w:pPr>
+        <w:tabs>
+          <w:tab w:val="num" w:pos="3600"/>
+        </w:tabs>
+        <w:ind w:left="3600" w:hanging="360"/>
+      </w:pPr>
+      <w:rPr>
+        <w:rFonts w:ascii="Symbol" w:hAnsi="Symbol" w:hint="default"/>
+        <w:sz w:val="20"/>
+      </w:rPr>
+    </w:lvl>
+    <w:lvl w:ilvl="5" w:tentative="1">
+      <w:start w:val="1"/>
+      <w:numFmt w:val="bullet"/>
+      <w:lvlText w:val=""/>
+      <w:lvlJc w:val="left"/>
+      <w:pPr>
+        <w:tabs>
+          <w:tab w:val="num" w:pos="4320"/>
+        </w:tabs>
+        <w:ind w:left="4320" w:hanging="360"/>
+      </w:pPr>
+      <w:rPr>
+        <w:rFonts w:ascii="Symbol" w:hAnsi="Symbol" w:hint="default"/>
+        <w:sz w:val="20"/>
+      </w:rPr>
+    </w:lvl>
+    <w:lvl w:ilvl="6" w:tentative="1">
+      <w:start w:val="1"/>
+      <w:numFmt w:val="bullet"/>
+      <w:lvlText w:val=""/>
+      <w:lvlJc w:val="left"/>
+      <w:pPr>
+        <w:tabs>
+          <w:tab w:val="num" w:pos="5040"/>
+        </w:tabs>
+        <w:ind w:left="5040" w:hanging="360"/>
+      </w:pPr>
+      <w:rPr>
+        <w:rFonts w:ascii="Symbol" w:hAnsi="Symbol" w:hint="default"/>
+        <w:sz w:val="20"/>
+      </w:rPr>
+    </w:lvl>
+    <w:lvl w:ilvl="7" w:tentative="1">
+      <w:start w:val="1"/>
+      <w:numFmt w:val="bullet"/>
+      <w:lvlText w:val=""/>
+      <w:lvlJc w:val="left"/>
+      <w:pPr>
+        <w:tabs>
+          <w:tab w:val="num" w:pos="5760"/>
+        </w:tabs>
+        <w:ind w:left="5760" w:hanging="360"/>
+      </w:pPr>
+      <w:rPr>
+        <w:rFonts w:ascii="Symbol" w:hAnsi="Symbol" w:hint="default"/>
+        <w:sz w:val="20"/>
+      </w:rPr>
+    </w:lvl>
+    <w:lvl w:ilvl="8" w:tentative="1">
+      <w:start w:val="1"/>
+      <w:numFmt w:val="bullet"/>
+      <w:lvlText w:val=""/>
+      <w:lvlJc w:val="left"/>
+      <w:pPr>
+        <w:tabs>
+          <w:tab w:val="num" w:pos="6480"/>
+        </w:tabs>
+        <w:ind w:left="6480" w:hanging="360"/>
+      </w:pPr>
+      <w:rPr>
+        <w:rFonts w:ascii="Symbol" w:hAnsi="Symbol" w:hint="default"/>
+        <w:sz w:val="20"/>
+      </w:rPr>
+    </w:lvl>
+  </w:abstractNum>
+  <w:abstractNum w:abstractNumId="25" w15:restartNumberingAfterBreak="0">
+    <w:nsid w:val="58A758C0"/>
+    <w:multiLevelType w:val="multilevel"/>
+    <w:tmpl w:val="0E88F936"/>
+    <w:lvl w:ilvl="0">
+      <w:start w:val="1"/>
+      <w:numFmt w:val="bullet"/>
+      <w:lvlText w:val=""/>
+      <w:lvlJc w:val="left"/>
+      <w:pPr>
+        <w:tabs>
+          <w:tab w:val="num" w:pos="720"/>
+        </w:tabs>
+        <w:ind w:left="720" w:hanging="360"/>
+      </w:pPr>
+      <w:rPr>
+        <w:rFonts w:ascii="Symbol" w:hAnsi="Symbol" w:hint="default"/>
+        <w:sz w:val="20"/>
+      </w:rPr>
+    </w:lvl>
+    <w:lvl w:ilvl="1" w:tentative="1">
+      <w:start w:val="1"/>
+      <w:numFmt w:val="bullet"/>
+      <w:lvlText w:val=""/>
+      <w:lvlJc w:val="left"/>
+      <w:pPr>
+        <w:tabs>
+          <w:tab w:val="num" w:pos="1440"/>
+        </w:tabs>
+        <w:ind w:left="1440" w:hanging="360"/>
+      </w:pPr>
+      <w:rPr>
+        <w:rFonts w:ascii="Symbol" w:hAnsi="Symbol" w:hint="default"/>
+        <w:sz w:val="20"/>
+      </w:rPr>
+    </w:lvl>
+    <w:lvl w:ilvl="2" w:tentative="1">
+      <w:start w:val="1"/>
+      <w:numFmt w:val="bullet"/>
+      <w:lvlText w:val=""/>
+      <w:lvlJc w:val="left"/>
+      <w:pPr>
+        <w:tabs>
+          <w:tab w:val="num" w:pos="2160"/>
+        </w:tabs>
+        <w:ind w:left="2160" w:hanging="360"/>
+      </w:pPr>
+      <w:rPr>
+        <w:rFonts w:ascii="Symbol" w:hAnsi="Symbol" w:hint="default"/>
+        <w:sz w:val="20"/>
+      </w:rPr>
+    </w:lvl>
+    <w:lvl w:ilvl="3" w:tentative="1">
+      <w:start w:val="1"/>
+      <w:numFmt w:val="bullet"/>
+      <w:lvlText w:val=""/>
+      <w:lvlJc w:val="left"/>
+      <w:pPr>
+        <w:tabs>
+          <w:tab w:val="num" w:pos="2880"/>
+        </w:tabs>
+        <w:ind w:left="2880" w:hanging="360"/>
+      </w:pPr>
+      <w:rPr>
+        <w:rFonts w:ascii="Symbol" w:hAnsi="Symbol" w:hint="default"/>
+        <w:sz w:val="20"/>
+      </w:rPr>
+    </w:lvl>
+    <w:lvl w:ilvl="4" w:tentative="1">
+      <w:start w:val="1"/>
+      <w:numFmt w:val="bullet"/>
+      <w:lvlText w:val=""/>
+      <w:lvlJc w:val="left"/>
+      <w:pPr>
+        <w:tabs>
+          <w:tab w:val="num" w:pos="3600"/>
+        </w:tabs>
+        <w:ind w:left="3600" w:hanging="360"/>
+      </w:pPr>
+      <w:rPr>
+        <w:rFonts w:ascii="Symbol" w:hAnsi="Symbol" w:hint="default"/>
+        <w:sz w:val="20"/>
+      </w:rPr>
+    </w:lvl>
+    <w:lvl w:ilvl="5" w:tentative="1">
+      <w:start w:val="1"/>
+      <w:numFmt w:val="bullet"/>
+      <w:lvlText w:val=""/>
+      <w:lvlJc w:val="left"/>
+      <w:pPr>
+        <w:tabs>
+          <w:tab w:val="num" w:pos="4320"/>
+        </w:tabs>
+        <w:ind w:left="4320" w:hanging="360"/>
+      </w:pPr>
+      <w:rPr>
+        <w:rFonts w:ascii="Symbol" w:hAnsi="Symbol" w:hint="default"/>
+        <w:sz w:val="20"/>
+      </w:rPr>
+    </w:lvl>
+    <w:lvl w:ilvl="6" w:tentative="1">
+      <w:start w:val="1"/>
+      <w:numFmt w:val="bullet"/>
+      <w:lvlText w:val=""/>
+      <w:lvlJc w:val="left"/>
+      <w:pPr>
+        <w:tabs>
+          <w:tab w:val="num" w:pos="5040"/>
+        </w:tabs>
+        <w:ind w:left="5040" w:hanging="360"/>
+      </w:pPr>
+      <w:rPr>
+        <w:rFonts w:ascii="Symbol" w:hAnsi="Symbol" w:hint="default"/>
+        <w:sz w:val="20"/>
+      </w:rPr>
+    </w:lvl>
+    <w:lvl w:ilvl="7" w:tentative="1">
+      <w:start w:val="1"/>
+      <w:numFmt w:val="bullet"/>
+      <w:lvlText w:val=""/>
+      <w:lvlJc w:val="left"/>
+      <w:pPr>
+        <w:tabs>
+          <w:tab w:val="num" w:pos="5760"/>
+        </w:tabs>
+        <w:ind w:left="5760" w:hanging="360"/>
+      </w:pPr>
+      <w:rPr>
+        <w:rFonts w:ascii="Symbol" w:hAnsi="Symbol" w:hint="default"/>
+        <w:sz w:val="20"/>
+      </w:rPr>
+    </w:lvl>
+    <w:lvl w:ilvl="8" w:tentative="1">
+      <w:start w:val="1"/>
+      <w:numFmt w:val="bullet"/>
+      <w:lvlText w:val=""/>
+      <w:lvlJc w:val="left"/>
+      <w:pPr>
+        <w:tabs>
+          <w:tab w:val="num" w:pos="6480"/>
+        </w:tabs>
+        <w:ind w:left="6480" w:hanging="360"/>
+      </w:pPr>
+      <w:rPr>
+        <w:rFonts w:ascii="Symbol" w:hAnsi="Symbol" w:hint="default"/>
+        <w:sz w:val="20"/>
+      </w:rPr>
+    </w:lvl>
+  </w:abstractNum>
+  <w:abstractNum w:abstractNumId="26" w15:restartNumberingAfterBreak="0">
+    <w:nsid w:val="5F4E7A2B"/>
+    <w:multiLevelType w:val="multilevel"/>
+    <w:tmpl w:val="077EC868"/>
+    <w:lvl w:ilvl="0">
+      <w:start w:val="1"/>
+      <w:numFmt w:val="bullet"/>
+      <w:lvlText w:val=""/>
+      <w:lvlJc w:val="left"/>
+      <w:pPr>
+        <w:tabs>
+          <w:tab w:val="num" w:pos="720"/>
+        </w:tabs>
+        <w:ind w:left="720" w:hanging="360"/>
+      </w:pPr>
+      <w:rPr>
+        <w:rFonts w:ascii="Symbol" w:hAnsi="Symbol" w:hint="default"/>
+        <w:sz w:val="20"/>
+      </w:rPr>
+    </w:lvl>
+    <w:lvl w:ilvl="1" w:tentative="1">
+      <w:start w:val="1"/>
+      <w:numFmt w:val="bullet"/>
+      <w:lvlText w:val=""/>
+      <w:lvlJc w:val="left"/>
+      <w:pPr>
+        <w:tabs>
+          <w:tab w:val="num" w:pos="1440"/>
+        </w:tabs>
+        <w:ind w:left="1440" w:hanging="360"/>
+      </w:pPr>
+      <w:rPr>
+        <w:rFonts w:ascii="Symbol" w:hAnsi="Symbol" w:hint="default"/>
+        <w:sz w:val="20"/>
+      </w:rPr>
+    </w:lvl>
+    <w:lvl w:ilvl="2" w:tentative="1">
+      <w:start w:val="1"/>
+      <w:numFmt w:val="bullet"/>
+      <w:lvlText w:val=""/>
+      <w:lvlJc w:val="left"/>
+      <w:pPr>
+        <w:tabs>
+          <w:tab w:val="num" w:pos="2160"/>
+        </w:tabs>
+        <w:ind w:left="2160" w:hanging="360"/>
+      </w:pPr>
+      <w:rPr>
+        <w:rFonts w:ascii="Symbol" w:hAnsi="Symbol" w:hint="default"/>
+        <w:sz w:val="20"/>
+      </w:rPr>
+    </w:lvl>
+    <w:lvl w:ilvl="3" w:tentative="1">
+      <w:start w:val="1"/>
+      <w:numFmt w:val="bullet"/>
+      <w:lvlText w:val=""/>
+      <w:lvlJc w:val="left"/>
+      <w:pPr>
+        <w:tabs>
+          <w:tab w:val="num" w:pos="2880"/>
+        </w:tabs>
+        <w:ind w:left="2880" w:hanging="360"/>
+      </w:pPr>
+      <w:rPr>
+        <w:rFonts w:ascii="Symbol" w:hAnsi="Symbol" w:hint="default"/>
+        <w:sz w:val="20"/>
+      </w:rPr>
+    </w:lvl>
+    <w:lvl w:ilvl="4" w:tentative="1">
+      <w:start w:val="1"/>
+      <w:numFmt w:val="bullet"/>
+      <w:lvlText w:val=""/>
+      <w:lvlJc w:val="left"/>
+      <w:pPr>
+        <w:tabs>
+          <w:tab w:val="num" w:pos="3600"/>
+        </w:tabs>
+        <w:ind w:left="3600" w:hanging="360"/>
+      </w:pPr>
+      <w:rPr>
+        <w:rFonts w:ascii="Symbol" w:hAnsi="Symbol" w:hint="default"/>
+        <w:sz w:val="20"/>
+      </w:rPr>
+    </w:lvl>
+    <w:lvl w:ilvl="5" w:tentative="1">
+      <w:start w:val="1"/>
+      <w:numFmt w:val="bullet"/>
+      <w:lvlText w:val=""/>
+      <w:lvlJc w:val="left"/>
+      <w:pPr>
+        <w:tabs>
+          <w:tab w:val="num" w:pos="4320"/>
+        </w:tabs>
+        <w:ind w:left="4320" w:hanging="360"/>
+      </w:pPr>
+      <w:rPr>
+        <w:rFonts w:ascii="Symbol" w:hAnsi="Symbol" w:hint="default"/>
+        <w:sz w:val="20"/>
+      </w:rPr>
+    </w:lvl>
+    <w:lvl w:ilvl="6" w:tentative="1">
+      <w:start w:val="1"/>
+      <w:numFmt w:val="bullet"/>
+      <w:lvlText w:val=""/>
+      <w:lvlJc w:val="left"/>
+      <w:pPr>
+        <w:tabs>
+          <w:tab w:val="num" w:pos="5040"/>
+        </w:tabs>
+        <w:ind w:left="5040" w:hanging="360"/>
+      </w:pPr>
+      <w:rPr>
+        <w:rFonts w:ascii="Symbol" w:hAnsi="Symbol" w:hint="default"/>
+        <w:sz w:val="20"/>
+      </w:rPr>
+    </w:lvl>
+    <w:lvl w:ilvl="7" w:tentative="1">
+      <w:start w:val="1"/>
+      <w:numFmt w:val="bullet"/>
+      <w:lvlText w:val=""/>
+      <w:lvlJc w:val="left"/>
+      <w:pPr>
+        <w:tabs>
+          <w:tab w:val="num" w:pos="5760"/>
+        </w:tabs>
+        <w:ind w:left="5760" w:hanging="360"/>
+      </w:pPr>
+      <w:rPr>
+        <w:rFonts w:ascii="Symbol" w:hAnsi="Symbol" w:hint="default"/>
+        <w:sz w:val="20"/>
+      </w:rPr>
+    </w:lvl>
+    <w:lvl w:ilvl="8" w:tentative="1">
+      <w:start w:val="1"/>
+      <w:numFmt w:val="bullet"/>
+      <w:lvlText w:val=""/>
+      <w:lvlJc w:val="left"/>
+      <w:pPr>
+        <w:tabs>
+          <w:tab w:val="num" w:pos="6480"/>
+        </w:tabs>
+        <w:ind w:left="6480" w:hanging="360"/>
+      </w:pPr>
+      <w:rPr>
+        <w:rFonts w:ascii="Symbol" w:hAnsi="Symbol" w:hint="default"/>
+        <w:sz w:val="20"/>
+      </w:rPr>
+    </w:lvl>
+  </w:abstractNum>
+  <w:abstractNum w:abstractNumId="27" w15:restartNumberingAfterBreak="0">
     <w:nsid w:val="60BB22B5"/>
     <w:multiLevelType w:val="multilevel"/>
     <w:tmpl w:val="8306F33E"/>
@@ -909,7 +3879,7 @@
       </w:rPr>
     </w:lvl>
   </w:abstractNum>
-  <w:abstractNum w:abstractNumId="6" w15:restartNumberingAfterBreak="0">
+  <w:abstractNum w:abstractNumId="28" w15:restartNumberingAfterBreak="0">
     <w:nsid w:val="683F7B52"/>
     <w:multiLevelType w:val="multilevel"/>
     <w:tmpl w:val="AF50059A"/>
@@ -1022,7 +3992,7 @@
       </w:pPr>
     </w:lvl>
   </w:abstractNum>
-  <w:abstractNum w:abstractNumId="7" w15:restartNumberingAfterBreak="0">
+  <w:abstractNum w:abstractNumId="29" w15:restartNumberingAfterBreak="0">
     <w:nsid w:val="6B667C8D"/>
     <w:multiLevelType w:val="multilevel"/>
     <w:tmpl w:val="1D3030BE"/>
@@ -1171,7 +4141,382 @@
       </w:rPr>
     </w:lvl>
   </w:abstractNum>
-  <w:abstractNum w:abstractNumId="8" w15:restartNumberingAfterBreak="0">
+  <w:abstractNum w:abstractNumId="30" w15:restartNumberingAfterBreak="0">
+    <w:nsid w:val="700129E3"/>
+    <w:multiLevelType w:val="multilevel"/>
+    <w:tmpl w:val="275A1E64"/>
+    <w:lvl w:ilvl="0">
+      <w:start w:val="1"/>
+      <w:numFmt w:val="decimal"/>
+      <w:lvlText w:val="%1."/>
+      <w:lvlJc w:val="left"/>
+      <w:pPr>
+        <w:tabs>
+          <w:tab w:val="num" w:pos="720"/>
+        </w:tabs>
+        <w:ind w:left="720" w:hanging="360"/>
+      </w:pPr>
+    </w:lvl>
+    <w:lvl w:ilvl="1" w:tentative="1">
+      <w:start w:val="1"/>
+      <w:numFmt w:val="decimal"/>
+      <w:lvlText w:val="%2."/>
+      <w:lvlJc w:val="left"/>
+      <w:pPr>
+        <w:tabs>
+          <w:tab w:val="num" w:pos="1440"/>
+        </w:tabs>
+        <w:ind w:left="1440" w:hanging="360"/>
+      </w:pPr>
+    </w:lvl>
+    <w:lvl w:ilvl="2" w:tentative="1">
+      <w:start w:val="1"/>
+      <w:numFmt w:val="decimal"/>
+      <w:lvlText w:val="%3."/>
+      <w:lvlJc w:val="left"/>
+      <w:pPr>
+        <w:tabs>
+          <w:tab w:val="num" w:pos="2160"/>
+        </w:tabs>
+        <w:ind w:left="2160" w:hanging="360"/>
+      </w:pPr>
+    </w:lvl>
+    <w:lvl w:ilvl="3" w:tentative="1">
+      <w:start w:val="1"/>
+      <w:numFmt w:val="decimal"/>
+      <w:lvlText w:val="%4."/>
+      <w:lvlJc w:val="left"/>
+      <w:pPr>
+        <w:tabs>
+          <w:tab w:val="num" w:pos="2880"/>
+        </w:tabs>
+        <w:ind w:left="2880" w:hanging="360"/>
+      </w:pPr>
+    </w:lvl>
+    <w:lvl w:ilvl="4" w:tentative="1">
+      <w:start w:val="1"/>
+      <w:numFmt w:val="decimal"/>
+      <w:lvlText w:val="%5."/>
+      <w:lvlJc w:val="left"/>
+      <w:pPr>
+        <w:tabs>
+          <w:tab w:val="num" w:pos="3600"/>
+        </w:tabs>
+        <w:ind w:left="3600" w:hanging="360"/>
+      </w:pPr>
+    </w:lvl>
+    <w:lvl w:ilvl="5" w:tentative="1">
+      <w:start w:val="1"/>
+      <w:numFmt w:val="decimal"/>
+      <w:lvlText w:val="%6."/>
+      <w:lvlJc w:val="left"/>
+      <w:pPr>
+        <w:tabs>
+          <w:tab w:val="num" w:pos="4320"/>
+        </w:tabs>
+        <w:ind w:left="4320" w:hanging="360"/>
+      </w:pPr>
+    </w:lvl>
+    <w:lvl w:ilvl="6" w:tentative="1">
+      <w:start w:val="1"/>
+      <w:numFmt w:val="decimal"/>
+      <w:lvlText w:val="%7."/>
+      <w:lvlJc w:val="left"/>
+      <w:pPr>
+        <w:tabs>
+          <w:tab w:val="num" w:pos="5040"/>
+        </w:tabs>
+        <w:ind w:left="5040" w:hanging="360"/>
+      </w:pPr>
+    </w:lvl>
+    <w:lvl w:ilvl="7" w:tentative="1">
+      <w:start w:val="1"/>
+      <w:numFmt w:val="decimal"/>
+      <w:lvlText w:val="%8."/>
+      <w:lvlJc w:val="left"/>
+      <w:pPr>
+        <w:tabs>
+          <w:tab w:val="num" w:pos="5760"/>
+        </w:tabs>
+        <w:ind w:left="5760" w:hanging="360"/>
+      </w:pPr>
+    </w:lvl>
+    <w:lvl w:ilvl="8" w:tentative="1">
+      <w:start w:val="1"/>
+      <w:numFmt w:val="decimal"/>
+      <w:lvlText w:val="%9."/>
+      <w:lvlJc w:val="left"/>
+      <w:pPr>
+        <w:tabs>
+          <w:tab w:val="num" w:pos="6480"/>
+        </w:tabs>
+        <w:ind w:left="6480" w:hanging="360"/>
+      </w:pPr>
+    </w:lvl>
+  </w:abstractNum>
+  <w:abstractNum w:abstractNumId="31" w15:restartNumberingAfterBreak="0">
+    <w:nsid w:val="71D96487"/>
+    <w:multiLevelType w:val="multilevel"/>
+    <w:tmpl w:val="B0F67E06"/>
+    <w:lvl w:ilvl="0">
+      <w:start w:val="1"/>
+      <w:numFmt w:val="bullet"/>
+      <w:lvlText w:val=""/>
+      <w:lvlJc w:val="left"/>
+      <w:pPr>
+        <w:tabs>
+          <w:tab w:val="num" w:pos="720"/>
+        </w:tabs>
+        <w:ind w:left="720" w:hanging="360"/>
+      </w:pPr>
+      <w:rPr>
+        <w:rFonts w:ascii="Symbol" w:hAnsi="Symbol" w:hint="default"/>
+        <w:sz w:val="20"/>
+      </w:rPr>
+    </w:lvl>
+    <w:lvl w:ilvl="1" w:tentative="1">
+      <w:start w:val="1"/>
+      <w:numFmt w:val="bullet"/>
+      <w:lvlText w:val=""/>
+      <w:lvlJc w:val="left"/>
+      <w:pPr>
+        <w:tabs>
+          <w:tab w:val="num" w:pos="1440"/>
+        </w:tabs>
+        <w:ind w:left="1440" w:hanging="360"/>
+      </w:pPr>
+      <w:rPr>
+        <w:rFonts w:ascii="Symbol" w:hAnsi="Symbol" w:hint="default"/>
+        <w:sz w:val="20"/>
+      </w:rPr>
+    </w:lvl>
+    <w:lvl w:ilvl="2" w:tentative="1">
+      <w:start w:val="1"/>
+      <w:numFmt w:val="bullet"/>
+      <w:lvlText w:val=""/>
+      <w:lvlJc w:val="left"/>
+      <w:pPr>
+        <w:tabs>
+          <w:tab w:val="num" w:pos="2160"/>
+        </w:tabs>
+        <w:ind w:left="2160" w:hanging="360"/>
+      </w:pPr>
+      <w:rPr>
+        <w:rFonts w:ascii="Symbol" w:hAnsi="Symbol" w:hint="default"/>
+        <w:sz w:val="20"/>
+      </w:rPr>
+    </w:lvl>
+    <w:lvl w:ilvl="3" w:tentative="1">
+      <w:start w:val="1"/>
+      <w:numFmt w:val="bullet"/>
+      <w:lvlText w:val=""/>
+      <w:lvlJc w:val="left"/>
+      <w:pPr>
+        <w:tabs>
+          <w:tab w:val="num" w:pos="2880"/>
+        </w:tabs>
+        <w:ind w:left="2880" w:hanging="360"/>
+      </w:pPr>
+      <w:rPr>
+        <w:rFonts w:ascii="Symbol" w:hAnsi="Symbol" w:hint="default"/>
+        <w:sz w:val="20"/>
+      </w:rPr>
+    </w:lvl>
+    <w:lvl w:ilvl="4" w:tentative="1">
+      <w:start w:val="1"/>
+      <w:numFmt w:val="bullet"/>
+      <w:lvlText w:val=""/>
+      <w:lvlJc w:val="left"/>
+      <w:pPr>
+        <w:tabs>
+          <w:tab w:val="num" w:pos="3600"/>
+        </w:tabs>
+        <w:ind w:left="3600" w:hanging="360"/>
+      </w:pPr>
+      <w:rPr>
+        <w:rFonts w:ascii="Symbol" w:hAnsi="Symbol" w:hint="default"/>
+        <w:sz w:val="20"/>
+      </w:rPr>
+    </w:lvl>
+    <w:lvl w:ilvl="5" w:tentative="1">
+      <w:start w:val="1"/>
+      <w:numFmt w:val="bullet"/>
+      <w:lvlText w:val=""/>
+      <w:lvlJc w:val="left"/>
+      <w:pPr>
+        <w:tabs>
+          <w:tab w:val="num" w:pos="4320"/>
+        </w:tabs>
+        <w:ind w:left="4320" w:hanging="360"/>
+      </w:pPr>
+      <w:rPr>
+        <w:rFonts w:ascii="Symbol" w:hAnsi="Symbol" w:hint="default"/>
+        <w:sz w:val="20"/>
+      </w:rPr>
+    </w:lvl>
+    <w:lvl w:ilvl="6" w:tentative="1">
+      <w:start w:val="1"/>
+      <w:numFmt w:val="bullet"/>
+      <w:lvlText w:val=""/>
+      <w:lvlJc w:val="left"/>
+      <w:pPr>
+        <w:tabs>
+          <w:tab w:val="num" w:pos="5040"/>
+        </w:tabs>
+        <w:ind w:left="5040" w:hanging="360"/>
+      </w:pPr>
+      <w:rPr>
+        <w:rFonts w:ascii="Symbol" w:hAnsi="Symbol" w:hint="default"/>
+        <w:sz w:val="20"/>
+      </w:rPr>
+    </w:lvl>
+    <w:lvl w:ilvl="7" w:tentative="1">
+      <w:start w:val="1"/>
+      <w:numFmt w:val="bullet"/>
+      <w:lvlText w:val=""/>
+      <w:lvlJc w:val="left"/>
+      <w:pPr>
+        <w:tabs>
+          <w:tab w:val="num" w:pos="5760"/>
+        </w:tabs>
+        <w:ind w:left="5760" w:hanging="360"/>
+      </w:pPr>
+      <w:rPr>
+        <w:rFonts w:ascii="Symbol" w:hAnsi="Symbol" w:hint="default"/>
+        <w:sz w:val="20"/>
+      </w:rPr>
+    </w:lvl>
+    <w:lvl w:ilvl="8" w:tentative="1">
+      <w:start w:val="1"/>
+      <w:numFmt w:val="bullet"/>
+      <w:lvlText w:val=""/>
+      <w:lvlJc w:val="left"/>
+      <w:pPr>
+        <w:tabs>
+          <w:tab w:val="num" w:pos="6480"/>
+        </w:tabs>
+        <w:ind w:left="6480" w:hanging="360"/>
+      </w:pPr>
+      <w:rPr>
+        <w:rFonts w:ascii="Symbol" w:hAnsi="Symbol" w:hint="default"/>
+        <w:sz w:val="20"/>
+      </w:rPr>
+    </w:lvl>
+  </w:abstractNum>
+  <w:abstractNum w:abstractNumId="32" w15:restartNumberingAfterBreak="0">
+    <w:nsid w:val="720447B3"/>
+    <w:multiLevelType w:val="multilevel"/>
+    <w:tmpl w:val="A790AA60"/>
+    <w:lvl w:ilvl="0">
+      <w:start w:val="1"/>
+      <w:numFmt w:val="decimal"/>
+      <w:lvlText w:val="%1."/>
+      <w:lvlJc w:val="left"/>
+      <w:pPr>
+        <w:tabs>
+          <w:tab w:val="num" w:pos="720"/>
+        </w:tabs>
+        <w:ind w:left="720" w:hanging="360"/>
+      </w:pPr>
+    </w:lvl>
+    <w:lvl w:ilvl="1" w:tentative="1">
+      <w:start w:val="1"/>
+      <w:numFmt w:val="decimal"/>
+      <w:lvlText w:val="%2."/>
+      <w:lvlJc w:val="left"/>
+      <w:pPr>
+        <w:tabs>
+          <w:tab w:val="num" w:pos="1440"/>
+        </w:tabs>
+        <w:ind w:left="1440" w:hanging="360"/>
+      </w:pPr>
+    </w:lvl>
+    <w:lvl w:ilvl="2" w:tentative="1">
+      <w:start w:val="1"/>
+      <w:numFmt w:val="decimal"/>
+      <w:lvlText w:val="%3."/>
+      <w:lvlJc w:val="left"/>
+      <w:pPr>
+        <w:tabs>
+          <w:tab w:val="num" w:pos="2160"/>
+        </w:tabs>
+        <w:ind w:left="2160" w:hanging="360"/>
+      </w:pPr>
+    </w:lvl>
+    <w:lvl w:ilvl="3" w:tentative="1">
+      <w:start w:val="1"/>
+      <w:numFmt w:val="decimal"/>
+      <w:lvlText w:val="%4."/>
+      <w:lvlJc w:val="left"/>
+      <w:pPr>
+        <w:tabs>
+          <w:tab w:val="num" w:pos="2880"/>
+        </w:tabs>
+        <w:ind w:left="2880" w:hanging="360"/>
+      </w:pPr>
+    </w:lvl>
+    <w:lvl w:ilvl="4" w:tentative="1">
+      <w:start w:val="1"/>
+      <w:numFmt w:val="decimal"/>
+      <w:lvlText w:val="%5."/>
+      <w:lvlJc w:val="left"/>
+      <w:pPr>
+        <w:tabs>
+          <w:tab w:val="num" w:pos="3600"/>
+        </w:tabs>
+        <w:ind w:left="3600" w:hanging="360"/>
+      </w:pPr>
+    </w:lvl>
+    <w:lvl w:ilvl="5" w:tentative="1">
+      <w:start w:val="1"/>
+      <w:numFmt w:val="decimal"/>
+      <w:lvlText w:val="%6."/>
+      <w:lvlJc w:val="left"/>
+      <w:pPr>
+        <w:tabs>
+          <w:tab w:val="num" w:pos="4320"/>
+        </w:tabs>
+        <w:ind w:left="4320" w:hanging="360"/>
+      </w:pPr>
+    </w:lvl>
+    <w:lvl w:ilvl="6" w:tentative="1">
+      <w:start w:val="1"/>
+      <w:numFmt w:val="decimal"/>
+      <w:lvlText w:val="%7."/>
+      <w:lvlJc w:val="left"/>
+      <w:pPr>
+        <w:tabs>
+          <w:tab w:val="num" w:pos="5040"/>
+        </w:tabs>
+        <w:ind w:left="5040" w:hanging="360"/>
+      </w:pPr>
+    </w:lvl>
+    <w:lvl w:ilvl="7" w:tentative="1">
+      <w:start w:val="1"/>
+      <w:numFmt w:val="decimal"/>
+      <w:lvlText w:val="%8."/>
+      <w:lvlJc w:val="left"/>
+      <w:pPr>
+        <w:tabs>
+          <w:tab w:val="num" w:pos="5760"/>
+        </w:tabs>
+        <w:ind w:left="5760" w:hanging="360"/>
+      </w:pPr>
+    </w:lvl>
+    <w:lvl w:ilvl="8" w:tentative="1">
+      <w:start w:val="1"/>
+      <w:numFmt w:val="decimal"/>
+      <w:lvlText w:val="%9."/>
+      <w:lvlJc w:val="left"/>
+      <w:pPr>
+        <w:tabs>
+          <w:tab w:val="num" w:pos="6480"/>
+        </w:tabs>
+        <w:ind w:left="6480" w:hanging="360"/>
+      </w:pPr>
+    </w:lvl>
+  </w:abstractNum>
+  <w:abstractNum w:abstractNumId="33" w15:restartNumberingAfterBreak="0">
     <w:nsid w:val="7621182E"/>
     <w:multiLevelType w:val="multilevel"/>
     <w:tmpl w:val="A40009D6"/>
@@ -1284,7 +4629,156 @@
       </w:pPr>
     </w:lvl>
   </w:abstractNum>
-  <w:abstractNum w:abstractNumId="9" w15:restartNumberingAfterBreak="0">
+  <w:abstractNum w:abstractNumId="34" w15:restartNumberingAfterBreak="0">
+    <w:nsid w:val="7D156974"/>
+    <w:multiLevelType w:val="multilevel"/>
+    <w:tmpl w:val="85BCF9D4"/>
+    <w:lvl w:ilvl="0">
+      <w:start w:val="1"/>
+      <w:numFmt w:val="bullet"/>
+      <w:lvlText w:val=""/>
+      <w:lvlJc w:val="left"/>
+      <w:pPr>
+        <w:tabs>
+          <w:tab w:val="num" w:pos="720"/>
+        </w:tabs>
+        <w:ind w:left="720" w:hanging="360"/>
+      </w:pPr>
+      <w:rPr>
+        <w:rFonts w:ascii="Symbol" w:hAnsi="Symbol" w:hint="default"/>
+        <w:sz w:val="20"/>
+      </w:rPr>
+    </w:lvl>
+    <w:lvl w:ilvl="1" w:tentative="1">
+      <w:start w:val="1"/>
+      <w:numFmt w:val="bullet"/>
+      <w:lvlText w:val=""/>
+      <w:lvlJc w:val="left"/>
+      <w:pPr>
+        <w:tabs>
+          <w:tab w:val="num" w:pos="1440"/>
+        </w:tabs>
+        <w:ind w:left="1440" w:hanging="360"/>
+      </w:pPr>
+      <w:rPr>
+        <w:rFonts w:ascii="Symbol" w:hAnsi="Symbol" w:hint="default"/>
+        <w:sz w:val="20"/>
+      </w:rPr>
+    </w:lvl>
+    <w:lvl w:ilvl="2" w:tentative="1">
+      <w:start w:val="1"/>
+      <w:numFmt w:val="bullet"/>
+      <w:lvlText w:val=""/>
+      <w:lvlJc w:val="left"/>
+      <w:pPr>
+        <w:tabs>
+          <w:tab w:val="num" w:pos="2160"/>
+        </w:tabs>
+        <w:ind w:left="2160" w:hanging="360"/>
+      </w:pPr>
+      <w:rPr>
+        <w:rFonts w:ascii="Symbol" w:hAnsi="Symbol" w:hint="default"/>
+        <w:sz w:val="20"/>
+      </w:rPr>
+    </w:lvl>
+    <w:lvl w:ilvl="3" w:tentative="1">
+      <w:start w:val="1"/>
+      <w:numFmt w:val="bullet"/>
+      <w:lvlText w:val=""/>
+      <w:lvlJc w:val="left"/>
+      <w:pPr>
+        <w:tabs>
+          <w:tab w:val="num" w:pos="2880"/>
+        </w:tabs>
+        <w:ind w:left="2880" w:hanging="360"/>
+      </w:pPr>
+      <w:rPr>
+        <w:rFonts w:ascii="Symbol" w:hAnsi="Symbol" w:hint="default"/>
+        <w:sz w:val="20"/>
+      </w:rPr>
+    </w:lvl>
+    <w:lvl w:ilvl="4" w:tentative="1">
+      <w:start w:val="1"/>
+      <w:numFmt w:val="bullet"/>
+      <w:lvlText w:val=""/>
+      <w:lvlJc w:val="left"/>
+      <w:pPr>
+        <w:tabs>
+          <w:tab w:val="num" w:pos="3600"/>
+        </w:tabs>
+        <w:ind w:left="3600" w:hanging="360"/>
+      </w:pPr>
+      <w:rPr>
+        <w:rFonts w:ascii="Symbol" w:hAnsi="Symbol" w:hint="default"/>
+        <w:sz w:val="20"/>
+      </w:rPr>
+    </w:lvl>
+    <w:lvl w:ilvl="5" w:tentative="1">
+      <w:start w:val="1"/>
+      <w:numFmt w:val="bullet"/>
+      <w:lvlText w:val=""/>
+      <w:lvlJc w:val="left"/>
+      <w:pPr>
+        <w:tabs>
+          <w:tab w:val="num" w:pos="4320"/>
+        </w:tabs>
+        <w:ind w:left="4320" w:hanging="360"/>
+      </w:pPr>
+      <w:rPr>
+        <w:rFonts w:ascii="Symbol" w:hAnsi="Symbol" w:hint="default"/>
+        <w:sz w:val="20"/>
+      </w:rPr>
+    </w:lvl>
+    <w:lvl w:ilvl="6" w:tentative="1">
+      <w:start w:val="1"/>
+      <w:numFmt w:val="bullet"/>
+      <w:lvlText w:val=""/>
+      <w:lvlJc w:val="left"/>
+      <w:pPr>
+        <w:tabs>
+          <w:tab w:val="num" w:pos="5040"/>
+        </w:tabs>
+        <w:ind w:left="5040" w:hanging="360"/>
+      </w:pPr>
+      <w:rPr>
+        <w:rFonts w:ascii="Symbol" w:hAnsi="Symbol" w:hint="default"/>
+        <w:sz w:val="20"/>
+      </w:rPr>
+    </w:lvl>
+    <w:lvl w:ilvl="7" w:tentative="1">
+      <w:start w:val="1"/>
+      <w:numFmt w:val="bullet"/>
+      <w:lvlText w:val=""/>
+      <w:lvlJc w:val="left"/>
+      <w:pPr>
+        <w:tabs>
+          <w:tab w:val="num" w:pos="5760"/>
+        </w:tabs>
+        <w:ind w:left="5760" w:hanging="360"/>
+      </w:pPr>
+      <w:rPr>
+        <w:rFonts w:ascii="Symbol" w:hAnsi="Symbol" w:hint="default"/>
+        <w:sz w:val="20"/>
+      </w:rPr>
+    </w:lvl>
+    <w:lvl w:ilvl="8" w:tentative="1">
+      <w:start w:val="1"/>
+      <w:numFmt w:val="bullet"/>
+      <w:lvlText w:val=""/>
+      <w:lvlJc w:val="left"/>
+      <w:pPr>
+        <w:tabs>
+          <w:tab w:val="num" w:pos="6480"/>
+        </w:tabs>
+        <w:ind w:left="6480" w:hanging="360"/>
+      </w:pPr>
+      <w:rPr>
+        <w:rFonts w:ascii="Symbol" w:hAnsi="Symbol" w:hint="default"/>
+        <w:sz w:val="20"/>
+      </w:rPr>
+    </w:lvl>
+  </w:abstractNum>
+  <w:abstractNum w:abstractNumId="35" w15:restartNumberingAfterBreak="0">
     <w:nsid w:val="7EE2725F"/>
     <w:multiLevelType w:val="multilevel"/>
     <w:tmpl w:val="FE3E40D4"/>
@@ -1434,34 +4928,112 @@
     </w:lvl>
   </w:abstractNum>
   <w:num w:numId="1" w16cid:durableId="513346351">
+    <w:abstractNumId w:val="27"/>
+  </w:num>
+  <w:num w:numId="2" w16cid:durableId="955521733">
+    <w:abstractNumId w:val="20"/>
+  </w:num>
+  <w:num w:numId="3" w16cid:durableId="471479756">
+    <w:abstractNumId w:val="17"/>
+  </w:num>
+  <w:num w:numId="4" w16cid:durableId="900864415">
+    <w:abstractNumId w:val="6"/>
+  </w:num>
+  <w:num w:numId="5" w16cid:durableId="106825209">
+    <w:abstractNumId w:val="7"/>
+  </w:num>
+  <w:num w:numId="6" w16cid:durableId="584730966">
+    <w:abstractNumId w:val="28"/>
+  </w:num>
+  <w:num w:numId="7" w16cid:durableId="776675713">
+    <w:abstractNumId w:val="29"/>
+  </w:num>
+  <w:num w:numId="8" w16cid:durableId="755829042">
+    <w:abstractNumId w:val="35"/>
+  </w:num>
+  <w:num w:numId="9" w16cid:durableId="2052806882">
+    <w:abstractNumId w:val="11"/>
+  </w:num>
+  <w:num w:numId="10" w16cid:durableId="1289967955">
+    <w:abstractNumId w:val="33"/>
+  </w:num>
+  <w:num w:numId="11" w16cid:durableId="779103730">
+    <w:abstractNumId w:val="24"/>
+  </w:num>
+  <w:num w:numId="12" w16cid:durableId="568031917">
+    <w:abstractNumId w:val="0"/>
+  </w:num>
+  <w:num w:numId="13" w16cid:durableId="1417902242">
+    <w:abstractNumId w:val="32"/>
+  </w:num>
+  <w:num w:numId="14" w16cid:durableId="952056566">
+    <w:abstractNumId w:val="19"/>
+  </w:num>
+  <w:num w:numId="15" w16cid:durableId="1919707547">
+    <w:abstractNumId w:val="26"/>
+  </w:num>
+  <w:num w:numId="16" w16cid:durableId="1955744991">
+    <w:abstractNumId w:val="34"/>
+  </w:num>
+  <w:num w:numId="17" w16cid:durableId="416177159">
+    <w:abstractNumId w:val="25"/>
+  </w:num>
+  <w:num w:numId="18" w16cid:durableId="1970820613">
+    <w:abstractNumId w:val="13"/>
+  </w:num>
+  <w:num w:numId="19" w16cid:durableId="1367875435">
+    <w:abstractNumId w:val="4"/>
+  </w:num>
+  <w:num w:numId="20" w16cid:durableId="815027707">
+    <w:abstractNumId w:val="8"/>
+  </w:num>
+  <w:num w:numId="21" w16cid:durableId="415054014">
+    <w:abstractNumId w:val="16"/>
+  </w:num>
+  <w:num w:numId="22" w16cid:durableId="1528445299">
+    <w:abstractNumId w:val="3"/>
+  </w:num>
+  <w:num w:numId="23" w16cid:durableId="1979920282">
+    <w:abstractNumId w:val="14"/>
+  </w:num>
+  <w:num w:numId="24" w16cid:durableId="1886602206">
+    <w:abstractNumId w:val="23"/>
+  </w:num>
+  <w:num w:numId="25" w16cid:durableId="1296567830">
+    <w:abstractNumId w:val="15"/>
+  </w:num>
+  <w:num w:numId="26" w16cid:durableId="417874041">
+    <w:abstractNumId w:val="21"/>
+  </w:num>
+  <w:num w:numId="27" w16cid:durableId="1405685197">
     <w:abstractNumId w:val="5"/>
   </w:num>
-  <w:num w:numId="2" w16cid:durableId="955521733">
-    <w:abstractNumId w:val="4"/>
+  <w:num w:numId="28" w16cid:durableId="376012761">
+    <w:abstractNumId w:val="2"/>
   </w:num>
-  <w:num w:numId="3" w16cid:durableId="471479756">
-    <w:abstractNumId w:val="3"/>
+  <w:num w:numId="29" w16cid:durableId="938374253">
+    <w:abstractNumId w:val="18"/>
   </w:num>
-  <w:num w:numId="4" w16cid:durableId="900864415">
-    <w:abstractNumId w:val="0"/>
+  <w:num w:numId="30" w16cid:durableId="176428196">
+    <w:abstractNumId w:val="31"/>
   </w:num>
-  <w:num w:numId="5" w16cid:durableId="106825209">
+  <w:num w:numId="31" w16cid:durableId="894707376">
+    <w:abstractNumId w:val="30"/>
+  </w:num>
+  <w:num w:numId="32" w16cid:durableId="89352273">
+    <w:abstractNumId w:val="10"/>
+  </w:num>
+  <w:num w:numId="33" w16cid:durableId="1422411044">
+    <w:abstractNumId w:val="22"/>
+  </w:num>
+  <w:num w:numId="34" w16cid:durableId="1088110941">
+    <w:abstractNumId w:val="12"/>
+  </w:num>
+  <w:num w:numId="35" w16cid:durableId="318660134">
     <w:abstractNumId w:val="1"/>
   </w:num>
-  <w:num w:numId="6" w16cid:durableId="584730966">
-    <w:abstractNumId w:val="6"/>
-  </w:num>
-  <w:num w:numId="7" w16cid:durableId="776675713">
-    <w:abstractNumId w:val="7"/>
-  </w:num>
-  <w:num w:numId="8" w16cid:durableId="755829042">
+  <w:num w:numId="36" w16cid:durableId="392387023">
     <w:abstractNumId w:val="9"/>
-  </w:num>
-  <w:num w:numId="9" w16cid:durableId="2052806882">
-    <w:abstractNumId w:val="2"/>
-  </w:num>
-  <w:num w:numId="10" w16cid:durableId="1289967955">
-    <w:abstractNumId w:val="8"/>
   </w:num>
 </w:numbering>
 </file>
@@ -2408,6 +5980,32 @@
       <w:shd w:val="clear" w:color="auto" w:fill="E1DFDD"/>
     </w:rPr>
   </w:style>
+  <w:style w:type="paragraph" w:styleId="NormalWeb">
+    <w:name w:val="Normal (Web)"/>
+    <w:basedOn w:val="Normal"/>
+    <w:uiPriority w:val="99"/>
+    <w:semiHidden/>
+    <w:unhideWhenUsed/>
+    <w:rsid w:val="003D49DB"/>
+    <w:rPr>
+      <w:rFonts w:ascii="Times New Roman" w:hAnsi="Times New Roman"/>
+      <w:sz w:val="24"/>
+      <w:szCs w:val="21"/>
+    </w:rPr>
+  </w:style>
+  <w:style w:type="paragraph" w:styleId="ListBullet">
+    <w:name w:val="List Bullet"/>
+    <w:basedOn w:val="Normal"/>
+    <w:uiPriority w:val="99"/>
+    <w:unhideWhenUsed/>
+    <w:rsid w:val="007533B5"/>
+    <w:pPr>
+      <w:numPr>
+        <w:numId w:val="12"/>
+      </w:numPr>
+      <w:contextualSpacing/>
+    </w:pPr>
+  </w:style>
 </w:styles>
 </file>
 
